--- a/docs/BaoCao_SanPham_HuTieu_VMBMATTT_2026.docx
+++ b/docs/BaoCao_SanPham_HuTieu_VMBMATTT_2026.docx
@@ -5,7 +5,7 @@
     <w:p>
       <w:pPr>
         <w:pStyle w:val="Title"/>
-        <w:spacing w:after="60" w:line="259" w:lineRule="auto" w:before="0"/>
+        <w:spacing w:after="40" w:line="240" w:lineRule="auto" w:before="0"/>
         <w:rPr>
           <w:rFonts w:ascii="Times New Roman" w:hAnsi="Times New Roman" w:cs="Times New Roman"/>
           <w:color w:val="000000" w:themeColor="text1"/>
@@ -23,7 +23,7 @@
     </w:p>
     <w:p>
       <w:pPr>
-        <w:spacing w:after="60" w:line="259" w:lineRule="auto" w:before="0"/>
+        <w:spacing w:after="40" w:line="240" w:lineRule="auto" w:before="0"/>
         <w:jc w:val="center"/>
         <w:rPr>
           <w:rFonts w:cs="Times New Roman"/>
@@ -34,20 +34,23 @@
       </w:pPr>
       <w:r>
         <w:rPr>
-          <w:rFonts w:cs="Times New Roman" w:ascii="Times New Roman" w:hAnsi="Times New Roman"/>
+          <w:rFonts w:cs="Times New Roman"/>
           <w:b/>
           <w:i w:val="0"/>
           <w:color w:val="000000" w:themeColor="text1"/>
           <w:sz w:val="28"/>
           <w:szCs w:val="32"/>
         </w:rPr>
-        <w:t>THIẾT KẾ VÀ TÍCH HỢP IP MÃ HÓA AES-256 VÀ SHA-256 CHO GIAO THỨC TRUYỀN – NHẬN DỮ LIỆU AN TOÀN</w:t>
+        <w:t>THIẾT KẾ VÀ TÍCH HỢP IP MÃ HÓA AES-256 VÀ SHA-256</w:t>
+        <w:br/>
+        <w:t>CHO GIAO THỨC TRUYỀN VÀ NHẬN DỮ LIỆU</w:t>
       </w:r>
     </w:p>
     <w:p>
       <w:pPr>
         <w:pStyle w:val="Subtitle"/>
-        <w:spacing w:after="60" w:line="259" w:lineRule="auto" w:before="0"/>
+        <w:spacing w:after="40" w:line="240" w:lineRule="auto" w:before="0"/>
+        <w:jc w:val="center"/>
         <w:rPr>
           <w:rFonts w:ascii="Times New Roman" w:hAnsi="Times New Roman" w:cs="Times New Roman"/>
           <w:color w:val="000000" w:themeColor="text1"/>
@@ -60,7 +63,7 @@
           <w:rFonts w:ascii="Times New Roman" w:hAnsi="Times New Roman" w:cs="Times New Roman"/>
           <w:i w:val="0"/>
           <w:color w:val="000000" w:themeColor="text1"/>
-          <w:sz w:val="26"/>
+          <w:sz w:val="24"/>
           <w:szCs w:val="26"/>
         </w:rPr>
         <w:t>Nhóm dự thi: Hủ Tiếu</w:t>
@@ -69,7 +72,8 @@
     <w:p>
       <w:pPr>
         <w:pStyle w:val="Subtitle"/>
-        <w:spacing w:after="60" w:line="259" w:lineRule="auto" w:before="0"/>
+        <w:spacing w:after="40" w:line="240" w:lineRule="auto" w:before="0"/>
+        <w:jc w:val="center"/>
         <w:rPr>
           <w:rFonts w:ascii="Times New Roman" w:hAnsi="Times New Roman" w:cs="Times New Roman"/>
           <w:color w:val="000000" w:themeColor="text1"/>
@@ -83,7 +87,7 @@
           <w:rFonts w:ascii="Times New Roman" w:hAnsi="Times New Roman" w:cs="Times New Roman"/>
           <w:i w:val="0"/>
           <w:color w:val="000000" w:themeColor="text1"/>
-          <w:sz w:val="26"/>
+          <w:sz w:val="22"/>
           <w:szCs w:val="26"/>
         </w:rPr>
         <w:t>Đơn vị: Trường Đại học Công nghệ Thông tin và Truyền thông – Đại học Thái Nguyên</w:t>
@@ -103,7 +107,8 @@
     <w:p>
       <w:pPr>
         <w:pStyle w:val="Subtitle"/>
-        <w:spacing w:after="60" w:line="259" w:lineRule="auto" w:before="0"/>
+        <w:spacing w:after="40" w:line="240" w:lineRule="auto" w:before="0"/>
+        <w:jc w:val="center"/>
         <w:rPr>
           <w:rFonts w:ascii="Times New Roman" w:hAnsi="Times New Roman" w:cs="Times New Roman"/>
           <w:color w:val="000000" w:themeColor="text1"/>
@@ -117,7 +122,7 @@
           <w:rFonts w:ascii="Times New Roman" w:hAnsi="Times New Roman" w:cs="Times New Roman"/>
           <w:i w:val="0"/>
           <w:color w:val="000000" w:themeColor="text1"/>
-          <w:sz w:val="26"/>
+          <w:sz w:val="22"/>
           <w:szCs w:val="26"/>
         </w:rPr>
         <w:t>Liên hệ: huynhpham13790@gmail.com</w:t>
@@ -129,7 +134,7 @@
     <w:p>
       <w:pPr>
         <w:pStyle w:val="Heading1"/>
-        <w:spacing w:before="0" w:after="60" w:line="259" w:lineRule="auto"/>
+        <w:spacing w:before="0" w:after="40" w:line="240" w:lineRule="auto"/>
         <w:rPr>
           <w:rFonts w:ascii="Times New Roman" w:hAnsi="Times New Roman" w:cs="Times New Roman"/>
           <w:color w:val="000000" w:themeColor="text1"/>
@@ -148,7 +153,7 @@
     <w:p>
       <w:pPr>
         <w:pStyle w:val="Instruction"/>
-        <w:spacing w:after="60" w:line="259" w:lineRule="auto" w:before="0"/>
+        <w:spacing w:after="40" w:line="240" w:lineRule="auto" w:before="0"/>
         <w:jc w:val="both"/>
         <w:rPr>
           <w:rFonts w:cs="Times New Roman"/>
@@ -159,19 +164,19 @@
       </w:pPr>
       <w:r>
         <w:rPr>
-          <w:rFonts w:cs="Times New Roman" w:ascii="Times New Roman" w:hAnsi="Times New Roman"/>
+          <w:rFonts w:cs="Times New Roman"/>
           <w:i w:val="0"/>
           <w:color w:val="000000" w:themeColor="text1"/>
-          <w:sz w:val="26"/>
-          <w:szCs w:val="28"/>
-        </w:rPr>
-        <w:t>Các thiết bị nhúng trao đổi dữ liệu qua đường nối tiếp thường phơi bày toàn bộ khung tin ở dạng rõ và không có cơ chế phát hiện sửa đổi. Sản phẩm là một lõi IP thu–phát mật mã bán song công, tích hợp AES-256 chế độ CTR và SHA-256, triển khai hoàn chỉnh trên FPGA Gowin GW1NR-LV9QN88PC6/I5 (Tang Nano 9K) ở 27,0 MHz. Điểm mới nằm ở cơ chế giải mã có kiểm soát: bản mã nhận về bị giữ trong một vùng BSRAM cách ly, động cơ AES chỉ được kích hoạt sau khi giá trị kiểm tra toàn vẹn SHA-256 khớp, nhờ đó không một byte dữ liệu chưa được kiểm chứng nào rời khỏi vùng cách ly. Thiết kế chiếm 6.699 LUT4 (77%), 3.499 FF (53%), 5 khối BSRAM (19%), đạt F_max 57,76 MHz (dư 2,14 lần so với 27 MHz). Kiểm chứng trên phần cứng thật: 100 khung liên tiếp, mất gói 0%, độ trễ vòng 21,91 ms. Lõi phù hợp cho kênh điều khiển thiết bị nhúng, đo lường từ xa và IoT công nghiệp.</w:t>
+          <w:sz w:val="22"/>
+          <w:szCs w:val="28"/>
+        </w:rPr>
+        <w:t>Các thiết bị nhúng nhỏ thường truyền dữ liệu qua liên kết nối tiếp thô (UART, RS-485) vốn không có bảo mật ở tầng vật lý: ai chạm được vào đường dây đều đọc và sửa được từng byte. Sản phẩm là hai IP core mật mã tự thiết kế — AES-256 chế độ CTR và SHA-256 — cùng một hợp đồng giao diện dòng chảy chuẩn hóa (CSI v1.0), tích hợp vào một giao thức khung truyền/nhận chạy thật trên FPGA Sipeed Tang Nano 9K bằng toàn bộ toolchain mã nguồn mở. Điểm mới không nằm ở thuật toán mà ở lớp tích hợp: hai IP có cùng hình dạng cổng nên bộ định tuyến đối xử với chúng như nhau, đổi chỗ hai IP không cần sửa một dòng nào, và thêm IP thứ ba chỉ cần tăng một tham số. Kết quả đo trên phần cứng: 6664/8640 LUT4 (77%), F_max 46,85 MHz, 100 khung liên tiếp với 0% mất, độ trễ 32,42 ms và thông lượng 10 778 B/s — đạt 93,6% trần lý thuyết của UART 115200.</w:t>
       </w:r>
     </w:p>
     <w:p>
       <w:pPr>
         <w:pStyle w:val="Heading1"/>
-        <w:spacing w:before="0" w:after="60" w:line="259" w:lineRule="auto"/>
+        <w:spacing w:before="0" w:after="40" w:line="240" w:lineRule="auto"/>
         <w:rPr>
           <w:rFonts w:ascii="Times New Roman" w:hAnsi="Times New Roman" w:cs="Times New Roman"/>
           <w:color w:val="000000" w:themeColor="text1"/>
@@ -190,7 +195,7 @@
     <w:p>
       <w:pPr>
         <w:pStyle w:val="Instruction"/>
-        <w:spacing w:after="60" w:line="259" w:lineRule="auto" w:before="0"/>
+        <w:spacing w:after="40" w:line="240" w:lineRule="auto" w:before="0"/>
         <w:jc w:val="both"/>
         <w:rPr>
           <w:rFonts w:cs="Times New Roman"/>
@@ -201,19 +206,67 @@
       </w:pPr>
       <w:r>
         <w:rPr>
-          <w:rFonts w:cs="Times New Roman" w:ascii="Times New Roman" w:hAnsi="Times New Roman"/>
+          <w:rFonts w:cs="Times New Roman"/>
           <w:i w:val="0"/>
           <w:color w:val="000000" w:themeColor="text1"/>
-          <w:sz w:val="26"/>
-          <w:szCs w:val="28"/>
-        </w:rPr>
-        <w:t>Trong các hệ thống nhúng công nghiệp và IoT, UART vẫn là đường truyền phổ biến nhất giữa vi điều khiển, cảm biến và mô-đun chấp hành nhờ chi phí thấp và độ tin cậy cơ học. Tuy nhiên giao thức này không có bất kỳ cơ chế bảo vệ nào: toàn bộ khung tin đi ở dạng rõ, kẻ tấn công chỉ cần tiếp cận vật lý hai chân tín hiệu là đọc được dữ liệu hoặc chèn lệnh giả. Giải pháp phần mềm trên vi điều khiển tuy khả thi nhưng tiêu tốn chu kỳ CPU, làm tăng độ trễ đáp ứng và vẫn để lộ khóa trong bộ nhớ chương trình. Quan trọng hơn, phần lớn triển khai phần mềm thực hiện giải mã trước rồi mới kiểm tra tính toàn vẹn — thứ tự này khiến dữ liệu chưa được kiểm chứng đi qua động cơ giải mã, mở đường cho các tấn công chọn bản mã và tấn công kênh kề. Bài toán đặt ra là xây dựng một lõi IP phần cứng độc lập, tự thực hiện toàn bộ chu trình mã hóa – kiểm tra – giải mã ngay trên đường truyền, sao cho khóa không bao giờ rời khỏi chip và ranh giới giữa dữ liệu đã kiểm chứng và chưa kiểm chứng được cưỡng chế bằng phần cứng chứ không bằng thứ tự lệnh phần mềm.</w:t>
+          <w:sz w:val="22"/>
+          <w:szCs w:val="28"/>
+        </w:rPr>
+        <w:t>Cảm biến công nghiệp, thiết bị đo từ xa và module IoT giá rẻ hầu hết vẫn dùng UART hoặc RS-485 để đưa dữ liệu về bộ thu thập. Đây là liên kết hoàn toàn trần: kẻ tấn công tiếp cận được đường dây sẽ đọc trọn nội dung, và sửa được từng byte mà bên nhận không có cách nào phát hiện.</w:t>
+      </w:r>
+    </w:p>
+    <w:p>
+      <w:pPr>
+        <w:pStyle w:val="Instruction"/>
+        <w:spacing w:after="40" w:line="240" w:lineRule="auto" w:before="0"/>
+        <w:jc w:val="both"/>
+        <w:rPr>
+          <w:rFonts w:cs="Times New Roman"/>
+          <w:color w:val="000000" w:themeColor="text1"/>
+          <w:sz w:val="28"/>
+          <w:szCs w:val="28"/>
+        </w:rPr>
+      </w:pPr>
+      <w:r>
+        <w:rPr>
+          <w:rFonts w:cs="Times New Roman"/>
+          <w:b w:val="0"/>
+          <w:i w:val="0"/>
+          <w:color w:val="000000" w:themeColor="text1"/>
+          <w:sz w:val="22"/>
+          <w:szCs w:val="28"/>
+        </w:rPr>
+        <w:t>Hai hướng khắc phục hiện có đều có nhược điểm rõ. Chạy mã hóa bằng phần mềm trên vi điều khiển thì tiêu tốn chu kỳ CPU vốn đã hạn hẹp, và khóa nằm trong bộ nhớ chương trình nên dễ bị trích xuất. Mua IP core mật mã thương mại thì đắt và là hộp đen — người dùng không kiểm chứng được thứ mình đang tin tưởng, điều đặc biệt khó chấp nhận với một khối mật mã.</w:t>
+      </w:r>
+    </w:p>
+    <w:p>
+      <w:pPr>
+        <w:pStyle w:val="Instruction"/>
+        <w:spacing w:after="40" w:line="240" w:lineRule="auto" w:before="0"/>
+        <w:jc w:val="both"/>
+        <w:rPr>
+          <w:rFonts w:cs="Times New Roman"/>
+          <w:color w:val="000000" w:themeColor="text1"/>
+          <w:sz w:val="28"/>
+          <w:szCs w:val="28"/>
+        </w:rPr>
+      </w:pPr>
+      <w:r>
+        <w:rPr>
+          <w:rFonts w:cs="Times New Roman"/>
+          <w:b w:val="0"/>
+          <w:i w:val="0"/>
+          <w:color w:val="000000" w:themeColor="text1"/>
+          <w:sz w:val="22"/>
+          <w:szCs w:val="28"/>
+        </w:rPr>
+        <w:t>Đề tài chọn hướng thứ ba: tự thiết kế IP mật mã ở mức RTL, kiểm chứng bằng vector chuẩn của NIST, và quan trọng hơn — chuẩn hóa giao diện để chúng thực sự là "IP tích hợp được" chứ không phải hai khối logic nối tay. Toàn bộ dùng toolchain mã nguồn mở (Yosys, nextpnr-himbaechel, Project Apicula) trên một FPGA phổ thông giá dưới 200 nghìn đồng, nên mọi bước đều tái lập được mà không cần license.</w:t>
       </w:r>
     </w:p>
     <w:p>
       <w:pPr>
         <w:pStyle w:val="Heading1"/>
-        <w:spacing w:before="0" w:after="60" w:line="259" w:lineRule="auto"/>
+        <w:spacing w:before="0" w:after="40" w:line="240" w:lineRule="auto"/>
         <w:rPr>
           <w:rFonts w:ascii="Times New Roman" w:hAnsi="Times New Roman" w:cs="Times New Roman"/>
           <w:color w:val="000000" w:themeColor="text1"/>
@@ -231,7 +284,7 @@
     </w:p>
     <w:p>
       <w:pPr>
-        <w:spacing w:after="60" w:line="259" w:lineRule="auto" w:before="0"/>
+        <w:spacing w:after="40" w:line="240" w:lineRule="auto" w:before="0"/>
         <w:ind w:left="255" w:hanging="159"/>
         <w:rPr>
           <w:rFonts w:cs="Times New Roman"/>
@@ -242,14 +295,14 @@
       </w:pPr>
       <w:r>
         <w:rPr>
-          <w:rFonts w:cs="Times New Roman" w:ascii="Times New Roman" w:hAnsi="Times New Roman"/>
+          <w:rFonts w:cs="Times New Roman"/>
           <w:b w:val="0"/>
           <w:i w:val="0"/>
           <w:color w:val="000000" w:themeColor="text1"/>
-          <w:sz w:val="26"/>
-          <w:szCs w:val="28"/>
-        </w:rPr>
-        <w:t>• Mục tiêu 1: Xây dựng lõi IP thu–phát bán song công tích hợp AES-256 CTR và SHA-256, hoạt động độc lập trên FPGA, khóa mã lưu hoàn toàn trong chip.</w:t>
+          <w:sz w:val="22"/>
+          <w:szCs w:val="28"/>
+        </w:rPr>
+        <w:t>• Mục tiêu 1: Thiết kế IP AES-256 chế độ CTR và IP SHA-256 ở mức RTL, đạt 100% vector chuẩn FIPS 197, FIPS 180-4 và NIST SP 800-38A.</w:t>
       </w:r>
       <w:proofErr w:type="spellStart"/>
       <w:proofErr w:type="spellEnd"/>
@@ -270,7 +323,7 @@
     </w:p>
     <w:p>
       <w:pPr>
-        <w:spacing w:after="60" w:line="259" w:lineRule="auto" w:before="0"/>
+        <w:spacing w:after="40" w:line="240" w:lineRule="auto" w:before="0"/>
         <w:ind w:left="255" w:hanging="159"/>
         <w:rPr>
           <w:rFonts w:cs="Times New Roman"/>
@@ -281,14 +334,14 @@
       </w:pPr>
       <w:r>
         <w:rPr>
-          <w:rFonts w:cs="Times New Roman" w:ascii="Times New Roman" w:hAnsi="Times New Roman"/>
+          <w:rFonts w:cs="Times New Roman"/>
           <w:b w:val="0"/>
           <w:i w:val="0"/>
           <w:color w:val="000000" w:themeColor="text1"/>
-          <w:sz w:val="26"/>
-          <w:szCs w:val="28"/>
-        </w:rPr>
-        <w:t>• Mục tiêu 2: Cưỡng chế bằng phần cứng nguyên tắc “kiểm tra trước, giải mã sau” thông qua vùng BSRAM cách ly và cổng chặn, bảo đảm không rò rỉ dữ liệu chưa kiểm chứng.</w:t>
+          <w:sz w:val="22"/>
+          <w:szCs w:val="28"/>
+        </w:rPr>
+        <w:t>• Mục tiêu 2: Chuẩn hóa một hợp đồng giao diện dùng chung cho cả hai IP, sao cho lớp giao thức không cần biết IP nào là AES, IP nào là SHA.</w:t>
       </w:r>
       <w:proofErr w:type="spellStart"/>
       <w:proofErr w:type="spellEnd"/>
@@ -305,7 +358,7 @@
     </w:p>
     <w:p>
       <w:pPr>
-        <w:spacing w:after="60" w:line="259" w:lineRule="auto" w:before="0"/>
+        <w:spacing w:after="40" w:line="240" w:lineRule="auto" w:before="0"/>
         <w:ind w:left="255" w:hanging="159"/>
         <w:rPr>
           <w:rFonts w:cs="Times New Roman"/>
@@ -316,14 +369,14 @@
       </w:pPr>
       <w:r>
         <w:rPr>
-          <w:rFonts w:cs="Times New Roman" w:ascii="Times New Roman" w:hAnsi="Times New Roman"/>
+          <w:rFonts w:cs="Times New Roman"/>
           <w:b w:val="0"/>
           <w:i w:val="0"/>
           <w:color w:val="000000" w:themeColor="text1"/>
-          <w:sz w:val="26"/>
-          <w:szCs w:val="28"/>
-        </w:rPr>
-        <w:t>• Mục tiêu 3: Đạt chỉ tiêu định lượng trên GW1N-9C: F_max ≥ 27 MHz, mất gói 0% qua 100 khung liên tiếp, và kiểm chứng 100% với vector chuẩn NIST.</w:t>
+          <w:sz w:val="22"/>
+          <w:szCs w:val="28"/>
+        </w:rPr>
+        <w:t>• Mục tiêu 3: Đạt chỉ tiêu định lượng trên phần cứng thật — vừa trong 8640 LUT4, F_max ≥ 27 MHz, 0% mất khung trên 100 khung liên tiếp, thông lượng ≥ 8000 B/s.</w:t>
       </w:r>
       <w:proofErr w:type="spellStart"/>
       <w:proofErr w:type="spellEnd"/>
@@ -346,7 +399,7 @@
     </w:p>
     <w:p>
       <w:pPr>
-        <w:spacing w:after="60" w:line="259" w:lineRule="auto" w:before="0"/>
+        <w:spacing w:after="40" w:line="240" w:lineRule="auto" w:before="0"/>
         <w:ind w:left="255" w:hanging="159"/>
         <w:rPr>
           <w:rFonts w:cs="Times New Roman"/>
@@ -357,20 +410,20 @@
       </w:pPr>
       <w:r>
         <w:rPr>
-          <w:rFonts w:cs="Times New Roman" w:ascii="Times New Roman" w:hAnsi="Times New Roman"/>
+          <w:rFonts w:cs="Times New Roman"/>
           <w:b w:val="0"/>
           <w:i w:val="0"/>
           <w:color w:val="000000" w:themeColor="text1"/>
-          <w:sz w:val="26"/>
-          <w:szCs w:val="28"/>
-        </w:rPr>
-        <w:t>• Phạm vi: Tài sản cần bảo vệ là nội dung khung tin trên đường UART và khóa AES-256 lưu trong chip. Mô hình đe dọa gồm nghe lén thụ động trên đường truyền và sửa đổi/hỏng dữ liệu do nhiễu hoặc can thiệp không có khóa. Không bao gồm tấn công vật lý xâm lấn, phân tích công suất (DPA/CPA) và tiêm lỗi.</w:t>
+          <w:sz w:val="22"/>
+          <w:szCs w:val="28"/>
+        </w:rPr>
+        <w:t>• Phạm vi: Bảo vệ tính bí mật và toàn vẹn của khung dữ liệu trên đường truyền nối tiếp giữa hai thiết bị đã tin cậy nhau. Khóa AES nạp cứng lúc tổng hợp — hệ thống KHÔNG chống được kẻ tấn công đọc được bitstream, và trường digest không có khóa nên KHÔNG chống được kẻ tấn công chủ động biết thuật toán. Hai giới hạn này được phân tích ở mục 5.4.</w:t>
       </w:r>
     </w:p>
     <w:p>
       <w:pPr>
         <w:pStyle w:val="Heading1"/>
-        <w:spacing w:before="0" w:after="60" w:line="259" w:lineRule="auto"/>
+        <w:spacing w:before="0" w:after="40" w:line="240" w:lineRule="auto"/>
         <w:rPr>
           <w:rFonts w:ascii="Times New Roman" w:hAnsi="Times New Roman" w:cs="Times New Roman"/>
           <w:color w:val="000000" w:themeColor="text1"/>
@@ -389,7 +442,7 @@
     <w:p>
       <w:pPr>
         <w:pStyle w:val="Instruction"/>
-        <w:spacing w:after="60" w:line="259" w:lineRule="auto" w:before="0"/>
+        <w:spacing w:after="40" w:line="240" w:lineRule="auto" w:before="0"/>
         <w:rPr>
           <w:rFonts w:cs="Times New Roman"/>
           <w:color w:val="000000" w:themeColor="text1"/>
@@ -399,13 +452,13 @@
       </w:pPr>
       <w:r>
         <w:rPr>
-          <w:rFonts w:cs="Times New Roman" w:ascii="Times New Roman" w:hAnsi="Times New Roman"/>
+          <w:rFonts w:cs="Times New Roman"/>
           <w:i w:val="0"/>
           <w:color w:val="000000" w:themeColor="text1"/>
-          <w:sz w:val="26"/>
-          <w:szCs w:val="28"/>
-        </w:rPr>
-        <w:t>Kiến trúc mật mã sử dụng ba chuẩn nền tảng: AES (FIPS 197) [1], chế độ CTR (SP 800-38A) [2] và SHA-256 (FIPS 180-4) [3]. Về diện tích, hộp thế S-Box theo phương pháp trường hữu hạn hợp thành của Canright [4] là mốc tham chiếu tối ưu; nhóm đã hiện thực và đo được 69 LUT4 cho mỗi hộp thế, đúng với công bố gốc. Về thứ tự thao tác, Bellare và Namprempre [5] chứng minh mô hình Encrypt-then-MAC là lựa chọn an toàn nhất trong ba cách kết hợp mã hóa và xác thực.</w:t>
+          <w:sz w:val="22"/>
+          <w:szCs w:val="28"/>
+        </w:rPr>
+        <w:t>S-Box AES bằng số học trường composite GF(((2²)²)²) là hướng đã được Satoh và Canright đặt nền [3][4], cho diện tích nhỏ hơn nhiều so với bảng tra 256×8. Các hiện thực AES/SHA trên FPGA nhỏ thường tối ưu từng lõi riêng lẻ và nối chúng bằng logic đặc thù.</w:t>
       </w:r>
       <w:proofErr w:type="spellStart"/>
       <w:proofErr w:type="spellEnd"/>
@@ -425,7 +478,7 @@
     <w:p>
       <w:pPr>
         <w:pStyle w:val="Instruction"/>
-        <w:spacing w:after="60" w:line="259" w:lineRule="auto" w:before="0"/>
+        <w:spacing w:after="40" w:line="240" w:lineRule="auto" w:before="0"/>
         <w:rPr>
           <w:rFonts w:cs="Times New Roman"/>
           <w:color w:val="000000" w:themeColor="text1"/>
@@ -435,14 +488,125 @@
       </w:pPr>
       <w:r>
         <w:rPr>
-          <w:rFonts w:cs="Times New Roman" w:ascii="Times New Roman" w:hAnsi="Times New Roman"/>
+          <w:rFonts w:cs="Times New Roman"/>
           <w:b w:val="0"/>
           <w:i w:val="0"/>
           <w:color w:val="000000" w:themeColor="text1"/>
-          <w:sz w:val="26"/>
-          <w:szCs w:val="28"/>
-        </w:rPr>
-        <w:t>Điểm mới không nằm ở thuật toán mà ở cách cưỡng chế thứ tự thao tác. Thông thường “kiểm tra trước, giải mã sau” chỉ là quy ước phần mềm, có thể bị phá vỡ do lỗi lập trình. Ở đây bản mã chưa kiểm chứng nằm trong phân vùng BSRAM mà đầu vào AES không có đường nối tới, cho tới khi máy trạng thái xác nhận thẻ khớp — vi phạm là bất khả thi về mặt cấu trúc mạch.</w:t>
+          <w:sz w:val="22"/>
+          <w:szCs w:val="28"/>
+        </w:rPr>
+        <w:t>Khoảng trống mà đề tài nhắm tới không phải ở lõi mật mã mà ở lớp tích hợp. Khi mỗi lõi có một kiểu giao diện riêng, lớp giao thức phải viết mã đặc thù cho từng lõi; thêm một thuật toán thứ ba đồng nghĩa sửa lại lớp giao thức. Đóng góp của đề tài gồm ba điểm:</w:t>
+      </w:r>
+      <w:proofErr w:type="spellStart"/>
+      <w:proofErr w:type="spellEnd"/>
+      <w:proofErr w:type="spellStart"/>
+      <w:proofErr w:type="spellEnd"/>
+      <w:proofErr w:type="spellStart"/>
+      <w:proofErr w:type="spellEnd"/>
+      <w:proofErr w:type="spellStart"/>
+      <w:proofErr w:type="spellEnd"/>
+      <w:proofErr w:type="spellStart"/>
+      <w:proofErr w:type="spellEnd"/>
+      <w:proofErr w:type="spellStart"/>
+      <w:proofErr w:type="spellEnd"/>
+      <w:proofErr w:type="spellStart"/>
+      <w:proofErr w:type="spellEnd"/>
+    </w:p>
+    <w:p>
+      <w:pPr>
+        <w:pStyle w:val="Instruction"/>
+        <w:spacing w:after="40" w:line="240" w:lineRule="auto" w:before="0"/>
+        <w:rPr>
+          <w:rFonts w:cs="Times New Roman"/>
+          <w:color w:val="000000" w:themeColor="text1"/>
+          <w:sz w:val="28"/>
+          <w:szCs w:val="28"/>
+        </w:rPr>
+      </w:pPr>
+      <w:r>
+        <w:rPr>
+          <w:rFonts w:cs="Times New Roman"/>
+          <w:b w:val="0"/>
+          <w:i w:val="0"/>
+          <w:color w:val="000000" w:themeColor="text1"/>
+          <w:sz w:val="22"/>
+          <w:szCs w:val="28"/>
+        </w:rPr>
+        <w:t>(1) Hợp đồng giao diện CSI v1.0 — tập con tối giản kiểu AXI-Stream, đủ cho cả IP sinh dòng dữ liệu (AES) lẫn IP sinh kết quả thanh ghi (SHA), kèm 6 bất biến được kiểm tự động ở mọi chu kỳ mô phỏng.</w:t>
+      </w:r>
+      <w:proofErr w:type="spellStart"/>
+      <w:proofErr w:type="spellEnd"/>
+      <w:proofErr w:type="spellStart"/>
+      <w:proofErr w:type="spellEnd"/>
+      <w:proofErr w:type="spellStart"/>
+      <w:proofErr w:type="spellEnd"/>
+      <w:proofErr w:type="spellStart"/>
+      <w:proofErr w:type="spellEnd"/>
+      <w:proofErr w:type="spellStart"/>
+      <w:proofErr w:type="spellEnd"/>
+      <w:proofErr w:type="spellStart"/>
+      <w:proofErr w:type="spellEnd"/>
+      <w:proofErr w:type="spellStart"/>
+      <w:proofErr w:type="spellEnd"/>
+    </w:p>
+    <w:p>
+      <w:pPr>
+        <w:pStyle w:val="Instruction"/>
+        <w:spacing w:after="40" w:line="240" w:lineRule="auto" w:before="0"/>
+        <w:rPr>
+          <w:rFonts w:cs="Times New Roman"/>
+          <w:color w:val="000000" w:themeColor="text1"/>
+          <w:sz w:val="28"/>
+          <w:szCs w:val="28"/>
+        </w:rPr>
+      </w:pPr>
+      <w:r>
+        <w:rPr>
+          <w:rFonts w:cs="Times New Roman"/>
+          <w:b w:val="0"/>
+          <w:i w:val="0"/>
+          <w:color w:val="000000" w:themeColor="text1"/>
+          <w:sz w:val="22"/>
+          <w:szCs w:val="28"/>
+        </w:rPr>
+        <w:t>(2) Tầng định tuyến cưỡng chế loại trừ tương hỗ ở hai lớp độc lập, và phát hiện vi phạm ra đèn LED — biến một bất biến vốn chỉ kiểm được trong mô phỏng thành thứ quan sát được trên board.</w:t>
+      </w:r>
+      <w:proofErr w:type="spellStart"/>
+      <w:proofErr w:type="spellEnd"/>
+      <w:proofErr w:type="spellStart"/>
+      <w:proofErr w:type="spellEnd"/>
+      <w:proofErr w:type="spellStart"/>
+      <w:proofErr w:type="spellEnd"/>
+      <w:proofErr w:type="spellStart"/>
+      <w:proofErr w:type="spellEnd"/>
+      <w:proofErr w:type="spellStart"/>
+      <w:proofErr w:type="spellEnd"/>
+      <w:proofErr w:type="spellStart"/>
+      <w:proofErr w:type="spellEnd"/>
+      <w:proofErr w:type="spellStart"/>
+      <w:proofErr w:type="spellEnd"/>
+    </w:p>
+    <w:p>
+      <w:pPr>
+        <w:pStyle w:val="Instruction"/>
+        <w:spacing w:after="40" w:line="240" w:lineRule="auto" w:before="0"/>
+        <w:rPr>
+          <w:rFonts w:cs="Times New Roman"/>
+          <w:color w:val="000000" w:themeColor="text1"/>
+          <w:sz w:val="28"/>
+          <w:szCs w:val="28"/>
+        </w:rPr>
+      </w:pPr>
+      <w:r>
+        <w:rPr>
+          <w:rFonts w:cs="Times New Roman"/>
+          <w:b w:val="0"/>
+          <w:i w:val="0"/>
+          <w:color w:val="000000" w:themeColor="text1"/>
+          <w:sz w:val="22"/>
+          <w:szCs w:val="28"/>
+        </w:rPr>
+        <w:t>(3) Chia sẻ tài nguyên có kiểm chứng: key schedule mượn 4 trong 8 khối S-Box của đường dữ liệu, tiết kiệm 324 LUT4 mà không ảnh hưởng tính đúng đắn.</w:t>
       </w:r>
       <w:proofErr w:type="spellStart"/>
       <w:proofErr w:type="spellEnd"/>
@@ -462,7 +626,7 @@
     <w:p>
       <w:pPr>
         <w:pStyle w:val="Heading1"/>
-        <w:spacing w:before="0" w:after="60" w:line="259" w:lineRule="auto"/>
+        <w:spacing w:before="0" w:after="40" w:line="240" w:lineRule="auto"/>
         <w:rPr>
           <w:rFonts w:ascii="Times New Roman" w:hAnsi="Times New Roman" w:cs="Times New Roman"/>
           <w:color w:val="000000" w:themeColor="text1"/>
@@ -482,7 +646,7 @@
     <w:p>
       <w:pPr>
         <w:pStyle w:val="Instruction"/>
-        <w:spacing w:after="60" w:line="259" w:lineRule="auto" w:before="0"/>
+        <w:spacing w:after="40" w:line="240" w:lineRule="auto" w:before="0"/>
         <w:rPr>
           <w:rFonts w:cs="Times New Roman"/>
           <w:color w:val="000000" w:themeColor="text1"/>
@@ -492,13 +656,13 @@
       </w:pPr>
       <w:r>
         <w:rPr>
-          <w:rFonts w:cs="Times New Roman" w:ascii="Times New Roman" w:hAnsi="Times New Roman"/>
+          <w:rFonts w:cs="Times New Roman"/>
           <w:i w:val="0"/>
           <w:color w:val="000000" w:themeColor="text1"/>
-          <w:sz w:val="26"/>
-          <w:szCs w:val="28"/>
-        </w:rPr>
-        <w:t>Hệ thống gồm ba tầng: tầng vật lý (uart_rx/uart_tx), tầng giao thức (packet_deframer, packet_framer, crypto_arbiter) và tầng mật mã (AES-256 CTR dùng chung, SHA-256 kèm bộ chèn đệm tự động). Một trọng tài phần cứng bảo đảm hai chiều thu và phát không bao giờ chiếm dụng động cơ mật mã cùng lúc, với quyền ưu tiên thuộc về chiều thu.</w:t>
+          <w:sz w:val="22"/>
+          <w:szCs w:val="28"/>
+        </w:rPr>
+        <w:t>Thiết kế chia thành bốn tầng có ràng buộc phụ thuộc một chiều, được cưỡng chế tự động bằng script trong bước lint: io/ (UART), protocol/ (ý nghĩa khung), fabric/ (cấp phát và định tuyến IP), ip/ (toán học mật mã thuần túy). Tầng ip/ không biết gì về ba tầng còn lại, nên hai IP dùng lại nguyên vẹn được ở dự án khác. Tầng protocol/ không được phép instantiate trực tiếp module trong ip/ — mọi truy cập phải đi qua fabric/. Chính hai quy tắc này biến sản phẩm từ "hai khối mật mã" thành "hai IP tích hợp được".</w:t>
       </w:r>
       <w:proofErr w:type="spellStart"/>
       <w:proofErr w:type="spellEnd"/>
@@ -531,79 +695,11 @@
       <w:proofErr w:type="spellStart"/>
       <w:proofErr w:type="spellEnd"/>
     </w:p>
-    <w:tbl>
-      <w:tblPr>
-        <w:tblStyle w:val="TableGrid"/>
-        <w:tblW w:w="0" w:type="auto"/>
-        <w:jc w:val="center"/>
-        <w:tblLayout w:type="fixed"/>
-        <w:tblLook w:val="04A0" w:firstRow="1" w:lastRow="0" w:firstColumn="1" w:lastColumn="0" w:noHBand="0" w:noVBand="1"/>
-      </w:tblPr>
-      <w:tblGrid>
-        <w:gridCol w:w="9131"/>
-      </w:tblGrid>
-      <w:tr>
-        <w:trPr>
-          <w:jc w:val="center"/>
-        </w:trPr>
-        <w:tc>
-          <w:tcPr>
-            <w:tcW w:w="9131" w:type="dxa"/>
-            <w:shd w:val="clear" w:color="auto" w:fill="auto"/>
-            <w:tcMar>
-              <w:top w:w="180" w:type="dxa"/>
-              <w:left w:w="100" w:type="dxa"/>
-              <w:bottom w:w="180" w:type="dxa"/>
-              <w:right w:w="100" w:type="dxa"/>
-            </w:tcMar>
-          </w:tcPr>
-          <w:p>
-            <w:pPr>
-              <w:spacing w:before="0" w:after="0" w:line="240" w:lineRule="auto"/>
-            </w:pPr>
-            <w:r/>
-            <w:r>
-              <w:drawing>
-                <wp:inline xmlns:a="http://schemas.openxmlformats.org/drawingml/2006/main" xmlns:pic="http://schemas.openxmlformats.org/drawingml/2006/picture">
-                  <wp:extent cx="5394960" cy="2777222"/>
-                  <wp:docPr id="1" name="Picture 1"/>
-                  <wp:cNvGraphicFramePr>
-                    <a:graphicFrameLocks noChangeAspect="1"/>
-                  </wp:cNvGraphicFramePr>
-                  <a:graphic>
-                    <a:graphicData uri="http://schemas.openxmlformats.org/drawingml/2006/picture">
-                      <pic:pic>
-                        <pic:nvPicPr>
-                          <pic:cNvPr id="0" name="hinh1_kien_truc.png"/>
-                          <pic:cNvPicPr/>
-                        </pic:nvPicPr>
-                        <pic:blipFill>
-                          <a:blip r:embed="rId11"/>
-                          <a:stretch>
-                            <a:fillRect/>
-                          </a:stretch>
-                        </pic:blipFill>
-                        <pic:spPr>
-                          <a:xfrm>
-                            <a:off x="0" y="0"/>
-                            <a:ext cx="5394960" cy="2777222"/>
-                          </a:xfrm>
-                          <a:prstGeom prst="rect"/>
-                        </pic:spPr>
-                      </pic:pic>
-                    </a:graphicData>
-                  </a:graphic>
-                </wp:inline>
-              </w:drawing>
-            </w:r>
-          </w:p>
-        </w:tc>
-      </w:tr>
-    </w:tbl>
     <w:p>
       <w:pPr>
         <w:pStyle w:val="Caption"/>
-        <w:spacing w:after="60" w:line="259" w:lineRule="auto" w:before="0"/>
+        <w:spacing w:after="40" w:line="240" w:lineRule="auto" w:before="0"/>
+        <w:jc w:val="center"/>
         <w:rPr>
           <w:rFonts w:cs="Times New Roman"/>
           <w:color w:val="000000" w:themeColor="text1"/>
@@ -612,29 +708,346 @@
         </w:rPr>
       </w:pPr>
       <w:proofErr w:type="spellStart"/>
+      <w:proofErr w:type="spellEnd"/>
+      <w:proofErr w:type="spellStart"/>
+      <w:proofErr w:type="spellEnd"/>
+      <w:proofErr w:type="spellStart"/>
+      <w:proofErr w:type="spellEnd"/>
       <w:r>
+        <w:drawing>
+          <wp:inline xmlns:a="http://schemas.openxmlformats.org/drawingml/2006/main" xmlns:pic="http://schemas.openxmlformats.org/drawingml/2006/picture">
+            <wp:extent cx="6048000" cy="3435907"/>
+            <wp:docPr id="1" name="Picture 1"/>
+            <wp:cNvGraphicFramePr>
+              <a:graphicFrameLocks noChangeAspect="1"/>
+            </wp:cNvGraphicFramePr>
+            <a:graphic>
+              <a:graphicData uri="http://schemas.openxmlformats.org/drawingml/2006/picture">
+                <pic:pic>
+                  <pic:nvPicPr>
+                    <pic:cNvPr id="0" name="hinh1_kien_truc.png"/>
+                    <pic:cNvPicPr/>
+                  </pic:nvPicPr>
+                  <pic:blipFill>
+                    <a:blip r:embed="rId11"/>
+                    <a:stretch>
+                      <a:fillRect/>
+                    </a:stretch>
+                  </pic:blipFill>
+                  <pic:spPr>
+                    <a:xfrm>
+                      <a:off x="0" y="0"/>
+                      <a:ext cx="6048000" cy="3435907"/>
+                    </a:xfrm>
+                    <a:prstGeom prst="rect"/>
+                  </pic:spPr>
+                </pic:pic>
+              </a:graphicData>
+            </a:graphic>
+          </wp:inline>
+        </w:drawing>
+      </w:r>
+    </w:p>
+    <w:p>
+      <w:pPr>
+        <w:pStyle w:val="Caption"/>
+        <w:spacing w:after="40" w:line="240" w:lineRule="auto" w:before="0"/>
+        <w:jc w:val="center"/>
         <w:rPr>
           <w:rFonts w:cs="Times New Roman"/>
           <w:color w:val="000000" w:themeColor="text1"/>
           <w:sz w:val="28"/>
           <w:szCs w:val="28"/>
         </w:rPr>
-        <w:t>Hình</w:t>
+      </w:pPr>
+      <w:proofErr w:type="spellStart"/>
+      <w:r>
+        <w:rPr>
+          <w:rFonts w:cs="Times New Roman"/>
+          <w:i/>
+          <w:color w:val="000000" w:themeColor="text1"/>
+          <w:sz w:val="20"/>
+          <w:szCs w:val="28"/>
+        </w:rPr>
+        <w:t>Hình 1. Kiến trúc bốn tầng, luồng dữ liệu một khung và số liệu tài nguyên đo được.</w:t>
       </w:r>
       <w:proofErr w:type="spellEnd"/>
+      <w:proofErr w:type="spellStart"/>
+      <w:proofErr w:type="spellEnd"/>
+      <w:proofErr w:type="spellStart"/>
+      <w:proofErr w:type="spellEnd"/>
+    </w:p>
+    <w:p>
+      <w:pPr>
+        <w:pStyle w:val="Heading2"/>
+        <w:spacing w:before="0" w:after="40" w:line="240" w:lineRule="auto"/>
+        <w:rPr>
+          <w:rFonts w:ascii="Times New Roman" w:hAnsi="Times New Roman" w:cs="Times New Roman"/>
+          <w:color w:val="000000" w:themeColor="text1"/>
+          <w:sz w:val="28"/>
+          <w:szCs w:val="28"/>
+        </w:rPr>
+      </w:pPr>
       <w:r>
         <w:rPr>
+          <w:rFonts w:ascii="Times New Roman" w:hAnsi="Times New Roman" w:cs="Times New Roman"/>
+          <w:color w:val="000000" w:themeColor="text1"/>
+          <w:sz w:val="28"/>
+          <w:szCs w:val="28"/>
+        </w:rPr>
+        <w:t>4.</w:t>
+      </w:r>
+      <w:r>
+        <w:rPr>
+          <w:rFonts w:ascii="Times New Roman" w:hAnsi="Times New Roman" w:cs="Times New Roman"/>
+          <w:color w:val="000000" w:themeColor="text1"/>
+          <w:sz w:val="28"/>
+          <w:szCs w:val="28"/>
+        </w:rPr>
+        <w:t>1</w:t>
+      </w:r>
+      <w:r>
+        <w:rPr>
+          <w:rFonts w:ascii="Times New Roman" w:hAnsi="Times New Roman" w:cs="Times New Roman"/>
+          <w:color w:val="000000" w:themeColor="text1"/>
+          <w:sz w:val="28"/>
+          <w:szCs w:val="28"/>
+        </w:rPr>
+        <w:t xml:space="preserve">. </w:t>
+      </w:r>
+      <w:proofErr w:type="spellStart"/>
+      <w:r>
+        <w:rPr>
+          <w:rFonts w:ascii="Times New Roman" w:hAnsi="Times New Roman" w:cs="Times New Roman"/>
+          <w:color w:val="000000" w:themeColor="text1"/>
+          <w:sz w:val="28"/>
+          <w:szCs w:val="28"/>
+        </w:rPr>
+        <w:t>Cơ</w:t>
+      </w:r>
+      <w:proofErr w:type="spellEnd"/>
+      <w:r>
+        <w:rPr>
+          <w:rFonts w:ascii="Times New Roman" w:hAnsi="Times New Roman" w:cs="Times New Roman"/>
+          <w:color w:val="000000" w:themeColor="text1"/>
+          <w:sz w:val="28"/>
+          <w:szCs w:val="28"/>
+        </w:rPr>
+        <w:t xml:space="preserve"> </w:t>
+      </w:r>
+      <w:proofErr w:type="spellStart"/>
+      <w:r>
+        <w:rPr>
+          <w:rFonts w:ascii="Times New Roman" w:hAnsi="Times New Roman" w:cs="Times New Roman"/>
+          <w:color w:val="000000" w:themeColor="text1"/>
+          <w:sz w:val="28"/>
+          <w:szCs w:val="28"/>
+        </w:rPr>
+        <w:t>chế</w:t>
+      </w:r>
+      <w:proofErr w:type="spellEnd"/>
+      <w:r>
+        <w:rPr>
+          <w:rFonts w:ascii="Times New Roman" w:hAnsi="Times New Roman" w:cs="Times New Roman"/>
+          <w:color w:val="000000" w:themeColor="text1"/>
+          <w:sz w:val="28"/>
+          <w:szCs w:val="28"/>
+        </w:rPr>
+        <w:t xml:space="preserve"> </w:t>
+      </w:r>
+      <w:proofErr w:type="spellStart"/>
+      <w:r>
+        <w:rPr>
+          <w:rFonts w:ascii="Times New Roman" w:hAnsi="Times New Roman" w:cs="Times New Roman"/>
+          <w:color w:val="000000" w:themeColor="text1"/>
+          <w:sz w:val="28"/>
+          <w:szCs w:val="28"/>
+        </w:rPr>
+        <w:t>kỹ</w:t>
+      </w:r>
+      <w:proofErr w:type="spellEnd"/>
+      <w:r>
+        <w:rPr>
+          <w:rFonts w:ascii="Times New Roman" w:hAnsi="Times New Roman" w:cs="Times New Roman"/>
+          <w:color w:val="000000" w:themeColor="text1"/>
+          <w:sz w:val="28"/>
+          <w:szCs w:val="28"/>
+        </w:rPr>
+        <w:t xml:space="preserve"> </w:t>
+      </w:r>
+      <w:proofErr w:type="spellStart"/>
+      <w:r>
+        <w:rPr>
+          <w:rFonts w:ascii="Times New Roman" w:hAnsi="Times New Roman" w:cs="Times New Roman"/>
+          <w:color w:val="000000" w:themeColor="text1"/>
+          <w:sz w:val="28"/>
+          <w:szCs w:val="28"/>
+        </w:rPr>
+        <w:t>thuật</w:t>
+      </w:r>
+      <w:proofErr w:type="spellEnd"/>
+    </w:p>
+    <w:p>
+      <w:pPr>
+        <w:pStyle w:val="Instruction"/>
+        <w:spacing w:after="40" w:line="240" w:lineRule="auto" w:before="0"/>
+        <w:jc w:val="both"/>
+        <w:rPr>
           <w:rFonts w:cs="Times New Roman"/>
           <w:color w:val="000000" w:themeColor="text1"/>
           <w:sz w:val="28"/>
           <w:szCs w:val="28"/>
         </w:rPr>
-        <w:t xml:space="preserve"> 1. </w:t>
+      </w:pPr>
+      <w:r>
+        <w:rPr>
+          <w:rFonts w:cs="Times New Roman"/>
+          <w:i w:val="0"/>
+          <w:color w:val="000000" w:themeColor="text1"/>
+          <w:sz w:val="22"/>
+          <w:szCs w:val="28"/>
+        </w:rPr>
+        <w:t>Một khung đi vào có dạng A5 5A || LEN(2) || IV(16) || PAYLOAD(LEN) || DIGEST(32), với DIGEST = SHA-256(LEN||IV||PAYLOAD). Bộ mở khung quét liên tục cặp byte preamble nên không giả định biên khung và tự phục hồi sau nhiễu; LEN được kiểm thuộc [1, 512] ngay khi đọc xong, trước khi cấp phát bộ đệm.</w:t>
       </w:r>
       <w:proofErr w:type="spellStart"/>
+      <w:proofErr w:type="spellEnd"/>
+      <w:proofErr w:type="spellStart"/>
+      <w:proofErr w:type="spellEnd"/>
+      <w:proofErr w:type="spellStart"/>
+      <w:proofErr w:type="spellEnd"/>
+      <w:proofErr w:type="spellStart"/>
+      <w:proofErr w:type="spellEnd"/>
+      <w:proofErr w:type="spellStart"/>
+      <w:proofErr w:type="spellEnd"/>
+      <w:proofErr w:type="spellStart"/>
+      <w:proofErr w:type="spellEnd"/>
+      <w:proofErr w:type="spellStart"/>
+      <w:proofErr w:type="spellEnd"/>
+      <w:proofErr w:type="spellStart"/>
+      <w:proofErr w:type="spellEnd"/>
+    </w:p>
+    <w:p>
+      <w:pPr>
+        <w:pStyle w:val="Instruction"/>
+        <w:spacing w:after="40" w:line="240" w:lineRule="auto" w:before="0"/>
+        <w:jc w:val="both"/>
+        <w:rPr>
+          <w:rFonts w:cs="Times New Roman"/>
+          <w:color w:val="000000" w:themeColor="text1"/>
+          <w:sz w:val="28"/>
+          <w:szCs w:val="28"/>
+        </w:rPr>
+      </w:pPr>
       <w:r>
         <w:rPr>
           <w:rFonts w:cs="Times New Roman"/>
+          <w:b w:val="0"/>
+          <w:i w:val="0"/>
+          <w:color w:val="000000" w:themeColor="text1"/>
+          <w:sz w:val="22"/>
+          <w:szCs w:val="28"/>
+        </w:rPr>
+        <w:t>Máy trạng thái phiên xử lý theo năm bước: băm LEN||IV||payload rồi so với DIGEST nhận được; nếu không khớp thì KHÔNG phát gì cả (fail closed); nếu khớp thì mã hóa payload tại chỗ bằng AES-256-CTR, băm lại trên bản mã, rồi đóng khung trả lời. Phép so digest dùng XOR toàn bộ 256 bit rồi OR-reduce — thời gian hằng định, không có nhánh nào phụ thuộc dữ liệu.</w:t>
+      </w:r>
+      <w:proofErr w:type="spellStart"/>
+      <w:proofErr w:type="spellEnd"/>
+      <w:proofErr w:type="spellStart"/>
+      <w:proofErr w:type="spellEnd"/>
+      <w:proofErr w:type="spellStart"/>
+      <w:proofErr w:type="spellEnd"/>
+      <w:proofErr w:type="spellStart"/>
+      <w:proofErr w:type="spellEnd"/>
+      <w:proofErr w:type="spellStart"/>
+      <w:proofErr w:type="spellEnd"/>
+      <w:proofErr w:type="spellStart"/>
+      <w:proofErr w:type="spellEnd"/>
+      <w:proofErr w:type="spellStart"/>
+      <w:proofErr w:type="spellEnd"/>
+      <w:proofErr w:type="spellStart"/>
+      <w:proofErr w:type="spellEnd"/>
+    </w:p>
+    <w:p>
+      <w:pPr>
+        <w:pStyle w:val="Instruction"/>
+        <w:spacing w:after="40" w:line="240" w:lineRule="auto" w:before="0"/>
+        <w:jc w:val="both"/>
+        <w:rPr>
+          <w:rFonts w:cs="Times New Roman"/>
+          <w:color w:val="000000" w:themeColor="text1"/>
+          <w:sz w:val="28"/>
+          <w:szCs w:val="28"/>
+        </w:rPr>
+      </w:pPr>
+      <w:r>
+        <w:rPr>
+          <w:rFonts w:cs="Times New Roman"/>
+          <w:b w:val="0"/>
+          <w:i w:val="0"/>
+          <w:color w:val="000000" w:themeColor="text1"/>
+          <w:sz w:val="22"/>
+          <w:szCs w:val="28"/>
+        </w:rPr>
+        <w:t>Chế độ CTR được chọn có chủ đích: keystream_block = AES-Encrypt(counter + j) và ciphertext = plaintext XOR keystream. Vì XOR đối xứng nên cùng một khối cipher dùng cho cả hai chiều, và thiết kế KHÔNG cần hàm AES nghịch — không tồn tại InvSubBytes hay InvMixColumns trong toàn bộ mã nguồn, tiết kiệm khoảng một nửa diện tích so với hiện thực AES đầy đủ.</w:t>
+      </w:r>
+      <w:proofErr w:type="spellStart"/>
+      <w:proofErr w:type="spellEnd"/>
+      <w:proofErr w:type="spellStart"/>
+      <w:proofErr w:type="spellEnd"/>
+      <w:proofErr w:type="spellStart"/>
+      <w:proofErr w:type="spellEnd"/>
+      <w:proofErr w:type="spellStart"/>
+      <w:proofErr w:type="spellEnd"/>
+      <w:proofErr w:type="spellStart"/>
+      <w:proofErr w:type="spellEnd"/>
+      <w:proofErr w:type="spellStart"/>
+      <w:proofErr w:type="spellEnd"/>
+      <w:proofErr w:type="spellStart"/>
+      <w:proofErr w:type="spellEnd"/>
+      <w:proofErr w:type="spellStart"/>
+      <w:proofErr w:type="spellEnd"/>
+    </w:p>
+    <w:p>
+      <w:pPr>
+        <w:pStyle w:val="Heading2"/>
+        <w:spacing w:before="0" w:after="40" w:line="240" w:lineRule="auto"/>
+        <w:rPr>
+          <w:rFonts w:ascii="Times New Roman" w:hAnsi="Times New Roman" w:cs="Times New Roman"/>
+          <w:color w:val="000000" w:themeColor="text1"/>
+          <w:sz w:val="28"/>
+          <w:szCs w:val="28"/>
+        </w:rPr>
+      </w:pPr>
+      <w:r>
+        <w:rPr>
+          <w:rFonts w:ascii="Times New Roman" w:hAnsi="Times New Roman" w:cs="Times New Roman"/>
+          <w:color w:val="000000" w:themeColor="text1"/>
+          <w:sz w:val="28"/>
+          <w:szCs w:val="28"/>
+        </w:rPr>
+        <w:t>4.</w:t>
+      </w:r>
+      <w:r>
+        <w:rPr>
+          <w:rFonts w:ascii="Times New Roman" w:hAnsi="Times New Roman" w:cs="Times New Roman"/>
+          <w:color w:val="000000" w:themeColor="text1"/>
+          <w:sz w:val="28"/>
+          <w:szCs w:val="28"/>
+        </w:rPr>
+        <w:t>2</w:t>
+      </w:r>
+      <w:r>
+        <w:rPr>
+          <w:rFonts w:ascii="Times New Roman" w:hAnsi="Times New Roman" w:cs="Times New Roman"/>
+          <w:color w:val="000000" w:themeColor="text1"/>
+          <w:sz w:val="28"/>
+          <w:szCs w:val="28"/>
+        </w:rPr>
+        <w:t xml:space="preserve">. </w:t>
+      </w:r>
+      <w:proofErr w:type="spellStart"/>
+      <w:r>
+        <w:rPr>
+          <w:rFonts w:ascii="Times New Roman" w:hAnsi="Times New Roman" w:cs="Times New Roman"/>
           <w:color w:val="000000" w:themeColor="text1"/>
           <w:sz w:val="28"/>
           <w:szCs w:val="28"/>
@@ -644,7 +1057,7 @@
       <w:proofErr w:type="spellEnd"/>
       <w:r>
         <w:rPr>
-          <w:rFonts w:cs="Times New Roman"/>
+          <w:rFonts w:ascii="Times New Roman" w:hAnsi="Times New Roman" w:cs="Times New Roman"/>
           <w:color w:val="000000" w:themeColor="text1"/>
           <w:sz w:val="28"/>
           <w:szCs w:val="28"/>
@@ -654,7 +1067,7 @@
       <w:proofErr w:type="spellStart"/>
       <w:r>
         <w:rPr>
-          <w:rFonts w:cs="Times New Roman"/>
+          <w:rFonts w:ascii="Times New Roman" w:hAnsi="Times New Roman" w:cs="Times New Roman"/>
           <w:color w:val="000000" w:themeColor="text1"/>
           <w:sz w:val="28"/>
           <w:szCs w:val="28"/>
@@ -664,18 +1077,38 @@
       <w:proofErr w:type="spellEnd"/>
       <w:r>
         <w:rPr>
-          <w:rFonts w:cs="Times New Roman"/>
+          <w:rFonts w:ascii="Times New Roman" w:hAnsi="Times New Roman" w:cs="Times New Roman"/>
           <w:color w:val="000000" w:themeColor="text1"/>
           <w:sz w:val="28"/>
           <w:szCs w:val="28"/>
         </w:rPr>
-        <w:t xml:space="preserve"> tổng thể và luồng dữ liệu của sản phẩm.</w:t>
+        <w:t xml:space="preserve"> RTL </w:t>
+      </w:r>
+      <w:proofErr w:type="spellStart"/>
+      <w:r>
+        <w:rPr>
+          <w:rFonts w:ascii="Times New Roman" w:hAnsi="Times New Roman" w:cs="Times New Roman"/>
+          <w:color w:val="000000" w:themeColor="text1"/>
+          <w:sz w:val="28"/>
+          <w:szCs w:val="28"/>
+        </w:rPr>
+        <w:t>và</w:t>
+      </w:r>
+      <w:proofErr w:type="spellEnd"/>
+      <w:r>
+        <w:rPr>
+          <w:rFonts w:ascii="Times New Roman" w:hAnsi="Times New Roman" w:cs="Times New Roman"/>
+          <w:color w:val="000000" w:themeColor="text1"/>
+          <w:sz w:val="28"/>
+          <w:szCs w:val="28"/>
+        </w:rPr>
+        <w:t xml:space="preserve"> giao diện</w:t>
       </w:r>
     </w:p>
     <w:p>
       <w:pPr>
         <w:pStyle w:val="Heading2"/>
-        <w:spacing w:before="0" w:after="60" w:line="259" w:lineRule="auto"/>
+        <w:spacing w:before="0" w:after="40" w:line="240" w:lineRule="auto"/>
         <w:rPr>
           <w:rFonts w:ascii="Times New Roman" w:hAnsi="Times New Roman" w:cs="Times New Roman"/>
           <w:color w:val="000000" w:themeColor="text1"/>
@@ -686,174 +1119,14 @@
       <w:r>
         <w:rPr>
           <w:rFonts w:ascii="Times New Roman" w:hAnsi="Times New Roman" w:cs="Times New Roman"/>
-          <w:color w:val="000000" w:themeColor="text1"/>
-          <w:sz w:val="28"/>
-          <w:szCs w:val="28"/>
-        </w:rPr>
-        <w:t>4.</w:t>
-      </w:r>
-      <w:r>
-        <w:rPr>
-          <w:rFonts w:ascii="Times New Roman" w:hAnsi="Times New Roman" w:cs="Times New Roman"/>
-          <w:color w:val="000000" w:themeColor="text1"/>
-          <w:sz w:val="28"/>
-          <w:szCs w:val="28"/>
-        </w:rPr>
-        <w:t>1</w:t>
-      </w:r>
-      <w:r>
-        <w:rPr>
-          <w:rFonts w:ascii="Times New Roman" w:hAnsi="Times New Roman" w:cs="Times New Roman"/>
-          <w:color w:val="000000" w:themeColor="text1"/>
-          <w:sz w:val="28"/>
-          <w:szCs w:val="28"/>
-        </w:rPr>
-        <w:t xml:space="preserve">. </w:t>
-      </w:r>
-      <w:proofErr w:type="spellStart"/>
-      <w:r>
-        <w:rPr>
-          <w:rFonts w:ascii="Times New Roman" w:hAnsi="Times New Roman" w:cs="Times New Roman"/>
-          <w:color w:val="000000" w:themeColor="text1"/>
-          <w:sz w:val="28"/>
-          <w:szCs w:val="28"/>
-        </w:rPr>
-        <w:t>Cơ</w:t>
-      </w:r>
-      <w:proofErr w:type="spellEnd"/>
-      <w:r>
-        <w:rPr>
-          <w:rFonts w:ascii="Times New Roman" w:hAnsi="Times New Roman" w:cs="Times New Roman"/>
-          <w:color w:val="000000" w:themeColor="text1"/>
-          <w:sz w:val="28"/>
-          <w:szCs w:val="28"/>
-        </w:rPr>
-        <w:t xml:space="preserve"> </w:t>
-      </w:r>
-      <w:proofErr w:type="spellStart"/>
-      <w:r>
-        <w:rPr>
-          <w:rFonts w:ascii="Times New Roman" w:hAnsi="Times New Roman" w:cs="Times New Roman"/>
-          <w:color w:val="000000" w:themeColor="text1"/>
-          <w:sz w:val="28"/>
-          <w:szCs w:val="28"/>
-        </w:rPr>
-        <w:t>chế</w:t>
-      </w:r>
-      <w:proofErr w:type="spellEnd"/>
-      <w:r>
-        <w:rPr>
-          <w:rFonts w:ascii="Times New Roman" w:hAnsi="Times New Roman" w:cs="Times New Roman"/>
-          <w:color w:val="000000" w:themeColor="text1"/>
-          <w:sz w:val="28"/>
-          <w:szCs w:val="28"/>
-        </w:rPr>
-        <w:t xml:space="preserve"> </w:t>
-      </w:r>
-      <w:proofErr w:type="spellStart"/>
-      <w:r>
-        <w:rPr>
-          <w:rFonts w:ascii="Times New Roman" w:hAnsi="Times New Roman" w:cs="Times New Roman"/>
-          <w:color w:val="000000" w:themeColor="text1"/>
-          <w:sz w:val="28"/>
-          <w:szCs w:val="28"/>
-        </w:rPr>
-        <w:t>kỹ</w:t>
-      </w:r>
-      <w:proofErr w:type="spellEnd"/>
-      <w:r>
-        <w:rPr>
-          <w:rFonts w:ascii="Times New Roman" w:hAnsi="Times New Roman" w:cs="Times New Roman"/>
-          <w:color w:val="000000" w:themeColor="text1"/>
-          <w:sz w:val="28"/>
-          <w:szCs w:val="28"/>
-        </w:rPr>
-        <w:t xml:space="preserve"> </w:t>
-      </w:r>
-      <w:proofErr w:type="spellStart"/>
-      <w:r>
-        <w:rPr>
-          <w:rFonts w:ascii="Times New Roman" w:hAnsi="Times New Roman" w:cs="Times New Roman"/>
-          <w:color w:val="000000" w:themeColor="text1"/>
-          <w:sz w:val="28"/>
-          <w:szCs w:val="28"/>
-        </w:rPr>
-        <w:t>thuật</w:t>
-      </w:r>
-      <w:proofErr w:type="spellEnd"/>
-    </w:p>
-    <w:p>
-      <w:pPr>
-        <w:pStyle w:val="Instruction"/>
-        <w:spacing w:after="60" w:line="259" w:lineRule="auto" w:before="0"/>
-        <w:jc w:val="both"/>
-        <w:rPr>
-          <w:rFonts w:cs="Times New Roman"/>
-          <w:color w:val="000000" w:themeColor="text1"/>
-          <w:sz w:val="28"/>
-          <w:szCs w:val="28"/>
-        </w:rPr>
-      </w:pPr>
-      <w:r>
-        <w:rPr>
-          <w:rFonts w:cs="Times New Roman" w:ascii="Times New Roman" w:hAnsi="Times New Roman"/>
-          <w:i w:val="0"/>
-          <w:color w:val="000000" w:themeColor="text1"/>
-          <w:sz w:val="26"/>
-          <w:szCs w:val="28"/>
-        </w:rPr>
-        <w:t>Khung tin có dạng [0xAA 0x55 | LEN (2B) | IV (16B) | CIPHERTEXT (L B) | TAG (32B) | 0x0D 0x0A]. Bên phát tính C = AES-256-CTR(K, IV, P) rồi TAG = SHA-256(LEN || IV || C), tức thẻ bao trùm mọi trường khả biến theo thứ tự Encrypt-then-MAC. Bên thu ghi bản mã vào Quarantine BSRAM, băm trên nội dung vùng này, và chỉ khi thẻ khớp thì cổng chặn mới mở cho AES giải mã; lệch một bit là vùng cách ly bị xóa và AES không hề được kích hoạt. Chế độ CTR chỉ cần đường dữ liệu mã hóa thuận, dùng chung cho cả hai chiều, tiết kiệm khoảng một nửa diện tích so với hiện thực thêm đường nghịch.</w:t>
-      </w:r>
-      <w:proofErr w:type="spellStart"/>
-      <w:proofErr w:type="spellEnd"/>
-      <w:proofErr w:type="spellStart"/>
-      <w:proofErr w:type="spellEnd"/>
-      <w:proofErr w:type="spellStart"/>
-      <w:proofErr w:type="spellEnd"/>
-      <w:proofErr w:type="spellStart"/>
-      <w:proofErr w:type="spellEnd"/>
-      <w:proofErr w:type="spellStart"/>
-      <w:proofErr w:type="spellEnd"/>
-      <w:proofErr w:type="spellStart"/>
-      <w:proofErr w:type="spellEnd"/>
-      <w:proofErr w:type="spellStart"/>
-      <w:proofErr w:type="spellEnd"/>
-      <w:proofErr w:type="spellStart"/>
-      <w:proofErr w:type="spellEnd"/>
-    </w:p>
-    <w:p>
-      <w:pPr>
-        <w:pStyle w:val="Instruction"/>
-        <w:spacing w:after="60" w:line="259" w:lineRule="auto" w:before="0"/>
-        <w:jc w:val="both"/>
-        <w:rPr>
-          <w:rFonts w:cs="Times New Roman"/>
-          <w:color w:val="000000" w:themeColor="text1"/>
-          <w:sz w:val="28"/>
-          <w:szCs w:val="28"/>
-        </w:rPr>
-      </w:pPr>
-      <w:r>
-        <w:rPr>
-          <w:rFonts w:cs="Times New Roman" w:ascii="Times New Roman" w:hAnsi="Times New Roman"/>
           <w:b w:val="0"/>
           <w:i w:val="0"/>
           <w:color w:val="000000" w:themeColor="text1"/>
-          <w:sz w:val="26"/>
-          <w:szCs w:val="28"/>
-        </w:rPr>
-        <w:t>Chi phí phần cứng của cơ chế bảo vệ là 1 khối BSRAM cho vùng cách ly và độ trễ bổ sung bằng thời gian băm toàn khung (2 khối × 72 chu kỳ ≈ 5,3 µs ở 27 MHz) — không đáng kể so với 20,5 ms truyền khung qua UART 115200.</w:t>
+          <w:sz w:val="22"/>
+          <w:szCs w:val="28"/>
+        </w:rPr>
+        <w:t>Hai IP có đúng cùng một tập cổng: nhóm điều khiển (csi_start / csi_mode / csi_busy / csi_done / csi_err), dòng dữ liệu vào và ra theo bắt tay valid/ready, và một cổng kết quả dạng thanh ghi. IP nào không dùng một nhóm thì buộc dây cố định chứ không được xóa cổng: SHA-256 đặt dòng ra bằng 0, AES-CTR đặt kết quả thanh ghi bằng 0.</w:t>
       </w:r>
-      <w:proofErr w:type="spellStart"/>
-      <w:proofErr w:type="spellEnd"/>
-      <w:proofErr w:type="spellStart"/>
-      <w:proofErr w:type="spellEnd"/>
-      <w:proofErr w:type="spellStart"/>
-      <w:proofErr w:type="spellEnd"/>
-      <w:proofErr w:type="spellStart"/>
-      <w:proofErr w:type="spellEnd"/>
-      <w:proofErr w:type="spellStart"/>
-      <w:proofErr w:type="spellEnd"/>
       <w:proofErr w:type="spellStart"/>
       <w:proofErr w:type="spellEnd"/>
       <w:proofErr w:type="spellStart"/>
@@ -864,7 +1137,7 @@
     <w:p>
       <w:pPr>
         <w:pStyle w:val="Heading2"/>
-        <w:spacing w:before="0" w:after="60" w:line="259" w:lineRule="auto"/>
+        <w:spacing w:before="0" w:after="40" w:line="240" w:lineRule="auto"/>
         <w:rPr>
           <w:rFonts w:ascii="Times New Roman" w:hAnsi="Times New Roman" w:cs="Times New Roman"/>
           <w:color w:val="000000" w:themeColor="text1"/>
@@ -875,13 +1148,13 @@
       <w:r>
         <w:rPr>
           <w:rFonts w:ascii="Times New Roman" w:hAnsi="Times New Roman" w:cs="Times New Roman"/>
-          <w:b/>
+          <w:b w:val="0"/>
           <w:i w:val="0"/>
           <w:color w:val="000000" w:themeColor="text1"/>
-          <w:sz w:val="26"/>
-          <w:szCs w:val="28"/>
-        </w:rPr>
-        <w:t>4.2. Kiến trúc RTL và giao diện</w:t>
+          <w:sz w:val="22"/>
+          <w:szCs w:val="28"/>
+        </w:rPr>
+        <w:t>Sáu bất biến của hợp đồng (done không lên khi chưa busy; done rộng đúng một chu kỳ; ready chỉ lên khi busy; busy phải lên trong hai chu kỳ sau start; err thì kết quả không hợp lệ; last xuất hiện đúng một lần mỗi thao tác) được một module kiểm tra chạy song song với IP trong mọi testbench, đếm vi phạm ở từng chu kỳ. Kiểm này đã bắt được lỗi thật: bản đầu của IP SHA-256 báo done ở nhánh lỗi mà chưa từng vào trạng thái busy.</w:t>
       </w:r>
       <w:proofErr w:type="spellStart"/>
       <w:proofErr w:type="spellEnd"/>
@@ -893,7 +1166,7 @@
     <w:p>
       <w:pPr>
         <w:pStyle w:val="Heading2"/>
-        <w:spacing w:before="0" w:after="60" w:line="259" w:lineRule="auto"/>
+        <w:spacing w:before="0" w:after="40" w:line="240" w:lineRule="auto"/>
         <w:rPr>
           <w:rFonts w:ascii="Times New Roman" w:hAnsi="Times New Roman" w:cs="Times New Roman"/>
           <w:color w:val="000000" w:themeColor="text1"/>
@@ -907,10 +1180,10 @@
           <w:b w:val="0"/>
           <w:i w:val="0"/>
           <w:color w:val="000000" w:themeColor="text1"/>
-          <w:sz w:val="26"/>
-          <w:szCs w:val="28"/>
-        </w:rPr>
-        <w:t>Toàn bộ 3.496 dòng Verilog IEEE 1364-2001 chạy trong một miền xung nhịp 27,0 MHz, không sinh xung nhịp dẫn xuất. AES-256 dùng đường dữ liệu lặp 14 vòng (1 khối/15 chu kỳ) với 16 hộp thế Canright và mở rộng khóa tức thời; SHA-256 nén 64 vòng (1 khối/72 chu kỳ), hằng số K_t đặt trong BSRAM. Giao diện ngoài chỉ 7 chân: clk_27m, rst_n, uart_rx, uart_tx và 3 đèn trạng thái. Mọi máy trạng thái có nhánh default về IDLE, kèm bộ giám sát 2,5 ms giải phóng khóa trọng tài khi khung tin bị cụt.</w:t>
+          <w:sz w:val="22"/>
+          <w:szCs w:val="28"/>
+        </w:rPr>
+        <w:t>AES-256 dùng kiến trúc lặp với 8 khối S-Box, hai chu kỳ mỗi vòng, tổng 30 chu kỳ mỗi khối 128 bit. Con số 8 là kết quả của một lần tối ưu có đo: bản 16 S-Box chiếm 2961 LUT4, vượt ngân sách, và phép đo cho thấy S-Box chiếm 44% diện tích IP nên đó mới là chỗ đáng cắt. SHA-256 dùng cửa sổ trượt 16 word thay vì lưu đủ 64 word của lịch trình thông điệp, tiết kiệm 1536 thanh ghi. Khóa vòng AES nằm trong bốn khối BSRAM 16×32 bit; đây cũng là một phát hiện phải trả giá bằng một lần P&amp;R thất bại, trình bày ở mục 5.3.</w:t>
       </w:r>
       <w:proofErr w:type="spellStart"/>
       <w:proofErr w:type="spellEnd"/>
@@ -922,7 +1195,7 @@
     <w:p>
       <w:pPr>
         <w:pStyle w:val="Heading1"/>
-        <w:spacing w:before="0" w:after="60" w:line="259" w:lineRule="auto"/>
+        <w:spacing w:before="0" w:after="40" w:line="240" w:lineRule="auto"/>
         <w:rPr>
           <w:rFonts w:ascii="Times New Roman" w:hAnsi="Times New Roman" w:cs="Times New Roman"/>
           <w:color w:val="000000" w:themeColor="text1"/>
@@ -941,7 +1214,7 @@
     <w:p>
       <w:pPr>
         <w:pStyle w:val="Heading2"/>
-        <w:spacing w:before="0" w:after="60" w:line="259" w:lineRule="auto"/>
+        <w:spacing w:before="0" w:after="40" w:line="240" w:lineRule="auto"/>
         <w:rPr>
           <w:rFonts w:ascii="Times New Roman" w:hAnsi="Times New Roman" w:cs="Times New Roman"/>
           <w:color w:val="000000" w:themeColor="text1"/>
@@ -1028,6 +1301,32 @@
         </w:rPr>
         <w:t>nghiệm</w:t>
       </w:r>
+      <w:proofErr w:type="spellEnd"/>
+    </w:p>
+    <w:p>
+      <w:pPr>
+        <w:spacing w:after="40" w:line="240" w:lineRule="auto" w:before="0"/>
+        <w:rPr>
+          <w:rFonts w:eastAsia="SimSun"/>
+          <w:sz w:val="28"/>
+          <w:szCs w:val="28"/>
+          <w:lang w:eastAsia="zh-CN"/>
+        </w:rPr>
+      </w:pPr>
+      <w:proofErr w:type="spellStart"/>
+      <w:r>
+        <w:rPr>
+          <w:rFonts w:eastAsia="SimSun" w:hint="eastAsia"/>
+          <w:b/>
+          <w:i w:val="0"/>
+          <w:sz w:val="22"/>
+          <w:szCs w:val="28"/>
+          <w:lang w:eastAsia="zh-CN"/>
+        </w:rPr>
+        <w:t>Nền tảng và công cụ:</w:t>
+      </w:r>
+      <w:proofErr w:type="spellEnd"/>
+      <w:proofErr w:type="spellStart"/>
       <w:proofErr w:type="spellEnd"/>
     </w:p>
     <w:tbl>
@@ -1061,7 +1360,7 @@
           </w:tcPr>
           <w:p>
             <w:pPr>
-              <w:spacing w:after="0" w:line="240" w:lineRule="auto" w:before="0"/>
+              <w:spacing w:after="0" w:line="360" w:lineRule="auto"/>
               <w:rPr>
                 <w:rFonts w:cs="Times New Roman"/>
                 <w:color w:val="000000" w:themeColor="text1"/>
@@ -1074,7 +1373,7 @@
                 <w:rFonts w:cs="Times New Roman"/>
                 <w:b/>
                 <w:color w:val="000000" w:themeColor="text1"/>
-                <w:sz w:val="28"/>
+                <w:sz w:val="20"/>
                 <w:szCs w:val="28"/>
               </w:rPr>
               <w:t>FPGA / board</w:t>
@@ -1095,16 +1394,24 @@
           </w:tcPr>
           <w:p>
             <w:pPr>
-              <w:spacing w:before="0" w:after="0" w:line="240" w:lineRule="auto"/>
+              <w:spacing w:after="0" w:line="360" w:lineRule="auto"/>
+              <w:rPr>
+                <w:rFonts w:cs="Times New Roman"/>
+                <w:color w:val="000000" w:themeColor="text1"/>
+                <w:sz w:val="28"/>
+                <w:szCs w:val="28"/>
+              </w:rPr>
             </w:pPr>
-            <w:r/>
             <w:r>
               <w:rPr>
-                <w:rFonts w:ascii="Times New Roman" w:hAnsi="Times New Roman"/>
+                <w:rFonts w:cs="Times New Roman"/>
                 <w:b w:val="0"/>
-                <w:sz w:val="22"/>
+                <w:i/>
+                <w:color w:val="000000" w:themeColor="text1"/>
+                <w:sz w:val="20"/>
+                <w:szCs w:val="28"/>
               </w:rPr>
-              <w:t>Sipeed Tang Nano 9K — Gowin GW1NR-LV9QN88PC6/I5 (họ GW1N-9C)</w:t>
+              <w:t>Sipeed Tang Nano 9K — GW1NR-LV9QN88PC6/I5 (8640 LUT4, 6480 DFF, 26 BSRAM)</w:t>
             </w:r>
           </w:p>
         </w:tc>
@@ -1128,7 +1435,7 @@
           </w:tcPr>
           <w:p>
             <w:pPr>
-              <w:spacing w:after="0" w:line="240" w:lineRule="auto" w:before="0"/>
+              <w:spacing w:after="0" w:line="360" w:lineRule="auto"/>
               <w:rPr>
                 <w:rFonts w:cs="Times New Roman"/>
                 <w:color w:val="000000" w:themeColor="text1"/>
@@ -1141,10 +1448,10 @@
                 <w:rFonts w:cs="Times New Roman"/>
                 <w:b/>
                 <w:color w:val="000000" w:themeColor="text1"/>
-                <w:sz w:val="28"/>
+                <w:sz w:val="20"/>
                 <w:szCs w:val="28"/>
               </w:rPr>
-              <w:t>ASIC flow</w:t>
+              <w:t>Toolchain</w:t>
             </w:r>
           </w:p>
         </w:tc>
@@ -1162,16 +1469,24 @@
           </w:tcPr>
           <w:p>
             <w:pPr>
-              <w:spacing w:before="0" w:after="0" w:line="240" w:lineRule="auto"/>
+              <w:spacing w:after="0" w:line="360" w:lineRule="auto"/>
+              <w:rPr>
+                <w:rFonts w:cs="Times New Roman"/>
+                <w:color w:val="000000" w:themeColor="text1"/>
+                <w:sz w:val="28"/>
+                <w:szCs w:val="28"/>
+              </w:rPr>
             </w:pPr>
-            <w:r/>
             <w:r>
               <w:rPr>
-                <w:rFonts w:ascii="Times New Roman" w:hAnsi="Times New Roman"/>
+                <w:rFonts w:cs="Times New Roman"/>
                 <w:b w:val="0"/>
-                <w:sz w:val="22"/>
+                <w:i/>
+                <w:color w:val="000000" w:themeColor="text1"/>
+                <w:sz w:val="20"/>
+                <w:szCs w:val="28"/>
               </w:rPr>
-              <w:t>Chưa thực hiện. Sản phẩm dừng ở mức triển khai FPGA.</w:t>
+              <w:t>Yosys 0.68 + nextpnr-himbaechel 0.11.1 + Project Apicula — toàn bộ mã nguồn mở, không dùng license thương mại</w:t>
             </w:r>
           </w:p>
         </w:tc>
@@ -1195,7 +1510,7 @@
           </w:tcPr>
           <w:p>
             <w:pPr>
-              <w:spacing w:after="0" w:line="240" w:lineRule="auto" w:before="0"/>
+              <w:spacing w:after="0" w:line="360" w:lineRule="auto"/>
               <w:rPr>
                 <w:rFonts w:cs="Times New Roman"/>
                 <w:color w:val="000000" w:themeColor="text1"/>
@@ -1208,7 +1523,7 @@
                 <w:rFonts w:cs="Times New Roman"/>
                 <w:b/>
                 <w:color w:val="000000" w:themeColor="text1"/>
-                <w:sz w:val="28"/>
+                <w:sz w:val="20"/>
                 <w:szCs w:val="28"/>
               </w:rPr>
               <w:t>Clock / constraints</w:t>
@@ -1229,16 +1544,24 @@
           </w:tcPr>
           <w:p>
             <w:pPr>
-              <w:spacing w:before="0" w:after="0" w:line="240" w:lineRule="auto"/>
+              <w:spacing w:after="0" w:line="360" w:lineRule="auto"/>
+              <w:rPr>
+                <w:rFonts w:cs="Times New Roman"/>
+                <w:color w:val="000000" w:themeColor="text1"/>
+                <w:sz w:val="28"/>
+                <w:szCs w:val="28"/>
+              </w:rPr>
             </w:pPr>
-            <w:r/>
             <w:r>
               <w:rPr>
-                <w:rFonts w:ascii="Times New Roman" w:hAnsi="Times New Roman"/>
+                <w:rFonts w:cs="Times New Roman"/>
                 <w:b w:val="0"/>
-                <w:sz w:val="22"/>
+                <w:i/>
+                <w:color w:val="000000" w:themeColor="text1"/>
+                <w:sz w:val="20"/>
+                <w:szCs w:val="28"/>
               </w:rPr>
-              <w:t>27,0 MHz từ thạch anh trên board; ràng buộc SDC 27 MHz; một miền xung nhịp đồng bộ</w:t>
+              <w:t>Một miền xung nhịp duy nhất 27,0 MHz (create_clock -period 37.037). Không CDC, không FIFO bất đồng bộ</w:t>
             </w:r>
           </w:p>
         </w:tc>
@@ -1262,7 +1585,7 @@
           </w:tcPr>
           <w:p>
             <w:pPr>
-              <w:spacing w:after="0" w:line="240" w:lineRule="auto" w:before="0"/>
+              <w:spacing w:after="0" w:line="360" w:lineRule="auto"/>
               <w:rPr>
                 <w:rFonts w:cs="Times New Roman"/>
                 <w:color w:val="000000" w:themeColor="text1"/>
@@ -1276,77 +1599,17 @@
                 <w:rFonts w:cs="Times New Roman"/>
                 <w:b/>
                 <w:color w:val="000000" w:themeColor="text1"/>
-                <w:sz w:val="28"/>
+                <w:sz w:val="20"/>
                 <w:szCs w:val="28"/>
               </w:rPr>
-              <w:t>Kiểm</w:t>
+              <w:t>Kiểm chứng chức năng</w:t>
             </w:r>
             <w:proofErr w:type="spellEnd"/>
-            <w:r>
-              <w:rPr>
-                <w:rFonts w:cs="Times New Roman"/>
-                <w:b/>
-                <w:color w:val="000000" w:themeColor="text1"/>
-                <w:sz w:val="28"/>
-                <w:szCs w:val="28"/>
-              </w:rPr>
-              <w:t xml:space="preserve"> </w:t>
-            </w:r>
             <w:proofErr w:type="spellStart"/>
-            <w:r>
-              <w:rPr>
-                <w:rFonts w:cs="Times New Roman"/>
-                <w:b/>
-                <w:color w:val="000000" w:themeColor="text1"/>
-                <w:sz w:val="28"/>
-                <w:szCs w:val="28"/>
-              </w:rPr>
-              <w:t>thử</w:t>
-            </w:r>
             <w:proofErr w:type="spellEnd"/>
-            <w:r>
-              <w:rPr>
-                <w:rFonts w:cs="Times New Roman"/>
-                <w:b/>
-                <w:color w:val="000000" w:themeColor="text1"/>
-                <w:sz w:val="28"/>
-                <w:szCs w:val="28"/>
-              </w:rPr>
-              <w:t xml:space="preserve"> </w:t>
-            </w:r>
             <w:proofErr w:type="spellStart"/>
-            <w:r>
-              <w:rPr>
-                <w:rFonts w:cs="Times New Roman"/>
-                <w:b/>
-                <w:color w:val="000000" w:themeColor="text1"/>
-                <w:sz w:val="28"/>
-                <w:szCs w:val="28"/>
-              </w:rPr>
-              <w:t>bảo</w:t>
-            </w:r>
             <w:proofErr w:type="spellEnd"/>
-            <w:r>
-              <w:rPr>
-                <w:rFonts w:cs="Times New Roman"/>
-                <w:b/>
-                <w:color w:val="000000" w:themeColor="text1"/>
-                <w:sz w:val="28"/>
-                <w:szCs w:val="28"/>
-              </w:rPr>
-              <w:t xml:space="preserve"> </w:t>
-            </w:r>
             <w:proofErr w:type="spellStart"/>
-            <w:r>
-              <w:rPr>
-                <w:rFonts w:cs="Times New Roman"/>
-                <w:b/>
-                <w:color w:val="000000" w:themeColor="text1"/>
-                <w:sz w:val="28"/>
-                <w:szCs w:val="28"/>
-              </w:rPr>
-              <w:t>mật</w:t>
-            </w:r>
             <w:proofErr w:type="spellEnd"/>
           </w:p>
         </w:tc>
@@ -1364,16 +1627,24 @@
           </w:tcPr>
           <w:p>
             <w:pPr>
-              <w:spacing w:before="0" w:after="0" w:line="240" w:lineRule="auto"/>
+              <w:spacing w:after="0" w:line="360" w:lineRule="auto"/>
+              <w:rPr>
+                <w:rFonts w:cs="Times New Roman"/>
+                <w:color w:val="000000" w:themeColor="text1"/>
+                <w:sz w:val="28"/>
+                <w:szCs w:val="28"/>
+              </w:rPr>
             </w:pPr>
-            <w:r/>
             <w:r>
               <w:rPr>
-                <w:rFonts w:ascii="Times New Roman" w:hAnsi="Times New Roman"/>
+                <w:rFonts w:cs="Times New Roman"/>
                 <w:b w:val="0"/>
-                <w:sz w:val="22"/>
+                <w:i/>
+                <w:color w:val="000000" w:themeColor="text1"/>
+                <w:sz w:val="20"/>
+                <w:szCs w:val="28"/>
               </w:rPr>
-              <w:t>Tiêm lỗi 1 bit vào thẻ kiểm tra; khung tin cụt gây treo; đối chiếu vector chuẩn NIST</w:t>
+              <w:t>6 testbench Icarus Verilog (S-Box, UART, SHA, AES, fabric, toàn hệ) với vector FIPS 197 / FIPS 180-4 / SP 800-38A</w:t>
             </w:r>
           </w:p>
         </w:tc>
@@ -1397,16 +1668,23 @@
           </w:tcPr>
           <w:p>
             <w:pPr>
-              <w:spacing w:before="0" w:after="0" w:line="240" w:lineRule="auto"/>
+              <w:spacing w:after="0" w:line="360" w:lineRule="auto"/>
+              <w:rPr>
+                <w:rFonts w:cs="Times New Roman"/>
+                <w:color w:val="000000" w:themeColor="text1"/>
+                <w:sz w:val="28"/>
+                <w:szCs w:val="28"/>
+              </w:rPr>
             </w:pPr>
-            <w:r/>
             <w:r>
               <w:rPr>
-                <w:rFonts w:ascii="Times New Roman" w:hAnsi="Times New Roman"/>
-                <w:b w:val="0"/>
-                <w:sz w:val="22"/>
+                <w:rFonts w:cs="Times New Roman"/>
+                <w:b/>
+                <w:color w:val="000000" w:themeColor="text1"/>
+                <w:sz w:val="20"/>
+                <w:szCs w:val="28"/>
               </w:rPr>
-              <w:t>Công cụ</w:t>
+              <w:t>Kiểm chứng phần cứng</w:t>
             </w:r>
           </w:p>
         </w:tc>
@@ -1424,16 +1702,24 @@
           </w:tcPr>
           <w:p>
             <w:pPr>
-              <w:spacing w:before="0" w:after="0" w:line="240" w:lineRule="auto"/>
+              <w:spacing w:after="0" w:line="360" w:lineRule="auto"/>
+              <w:rPr>
+                <w:rFonts w:cs="Times New Roman"/>
+                <w:color w:val="000000" w:themeColor="text1"/>
+                <w:sz w:val="28"/>
+                <w:szCs w:val="28"/>
+              </w:rPr>
             </w:pPr>
-            <w:r/>
             <w:r>
               <w:rPr>
-                <w:rFonts w:ascii="Times New Roman" w:hAnsi="Times New Roman"/>
+                <w:rFonts w:cs="Times New Roman"/>
                 <w:b w:val="0"/>
-                <w:sz w:val="22"/>
+                <w:i/>
+                <w:color w:val="000000" w:themeColor="text1"/>
+                <w:sz w:val="20"/>
+                <w:szCs w:val="28"/>
               </w:rPr>
-              <w:t>Yosys 0.68 + nextpnr-himbaechel 0.11.1 + Project Apicula; mô phỏng Icarus Verilog 14.0</w:t>
+              <w:t>scripts/hw_test.py qua UART /dev/ttyUSB1; giá trị kỳ vọng sinh từ hiện thực tham chiếu Python (hashlib, cryptography)</w:t>
             </w:r>
           </w:p>
         </w:tc>
@@ -1442,7 +1728,7 @@
     <w:p>
       <w:pPr>
         <w:pStyle w:val="Heading2"/>
-        <w:spacing w:before="0" w:after="60" w:line="259" w:lineRule="auto"/>
+        <w:spacing w:before="0" w:after="40" w:line="240" w:lineRule="auto"/>
         <w:rPr>
           <w:rFonts w:ascii="Times New Roman" w:hAnsi="Times New Roman" w:cs="Times New Roman"/>
           <w:color w:val="000000" w:themeColor="text1"/>
@@ -1533,7 +1819,7 @@
     </w:p>
     <w:p>
       <w:pPr>
-        <w:spacing w:after="60" w:line="259" w:lineRule="auto" w:before="0"/>
+        <w:spacing w:after="40" w:line="240" w:lineRule="auto" w:before="0"/>
         <w:rPr>
           <w:rFonts w:cs="Times New Roman"/>
           <w:color w:val="000000" w:themeColor="text1"/>
@@ -1544,13 +1830,13 @@
       <w:proofErr w:type="spellStart"/>
       <w:r>
         <w:rPr>
-          <w:rFonts w:eastAsia="SimSun" w:ascii="Times New Roman" w:hAnsi="Times New Roman"/>
+          <w:rFonts w:eastAsia="SimSun"/>
           <w:i w:val="0"/>
-          <w:sz w:val="26"/>
+          <w:sz w:val="22"/>
           <w:szCs w:val="28"/>
           <w:lang w:eastAsia="zh-CN"/>
         </w:rPr>
-        <w:t>Kiểm chứng mô phỏng: hộp thế AES khớp 256/256 giá trị bảng chuẩn; mã hóa và giải mã CTR khớp 4 khối vector NIST SP 800-38A F.5.5; SHA-256 khớp cả 3 vector FIPS 180-4 (“abc”, chuỗi rỗng, vector 56 byte vượt biên khối). Mô phỏng toàn hệ thống đạt 3/3 kịch bản.</w:t>
+        <w:t>Cả 6 testbench mô phỏng đều PASS. IP AES-256 vượt 17/17 phép kiểm, gồm vector khối đơn của FIPS 197 phụ lục C.3 và toàn bộ 4 khối liên tiếp của NIST SP 800-38A §F.5.5 — phép kiểm sau chứng minh bộ đếm CTR tăng đúng qua ranh giới khối, không chỉ đúng ở một khối đơn lẻ. IP SHA-256 vượt 17/17, gồm các độ dài biên 55, 56, 63, 64, 119 và 120 byte; hai giá trị 55 và 56 nằm hai bên ranh giới nơi phần đệm phải tràn sang khối thứ hai. S-Box được đối chiếu đủ cả 256 giá trị ở mức module con.</w:t>
       </w:r>
       <w:proofErr w:type="spellEnd"/>
       <w:proofErr w:type="spellStart"/>
@@ -1564,7 +1850,7 @@
     </w:p>
     <w:p>
       <w:pPr>
-        <w:spacing w:after="60" w:line="259" w:lineRule="auto" w:before="0"/>
+        <w:spacing w:after="40" w:line="240" w:lineRule="auto" w:before="0"/>
         <w:rPr>
           <w:rFonts w:cs="Times New Roman"/>
           <w:color w:val="000000" w:themeColor="text1"/>
@@ -1575,14 +1861,14 @@
       <w:proofErr w:type="spellStart"/>
       <w:r>
         <w:rPr>
-          <w:rFonts w:eastAsia="SimSun" w:ascii="Times New Roman" w:hAnsi="Times New Roman"/>
+          <w:rFonts w:eastAsia="SimSun"/>
           <w:b w:val="0"/>
           <w:i w:val="0"/>
-          <w:sz w:val="26"/>
+          <w:sz w:val="22"/>
           <w:szCs w:val="28"/>
           <w:lang w:eastAsia="zh-CN"/>
         </w:rPr>
-        <w:t>Kiểm chứng trên phần cứng thật (Tang Nano 9K, cổng /dev/ttyUSB1): (a) vòng lặp có xác thực — khung 118 byte, thẻ khớp, dữ liệu giải mã trùng khớp bản gốc, 22,03 ms; (b) tiêm lỗi 1 bit — FPGA phát ra đúng 0 byte, đèn cảnh báo sáng; (c) khung cụt — bộ giám sát 2,5 ms giải phóng trọng tài và khung hợp lệ kế tiếp vẫn được xử lý bình thường; (d) 100 khung liên tiếp — mất gói 0%.</w:t>
+        <w:t>Trên phần cứng thật, chương trình kiểm quét 19 độ dài payload từ 1 đến 512 byte: mọi khung trả về đều có bản mã AES-256-CTR và digest SHA-256 khớp chính xác hiện thực tham chiếu, và giải mã lại cho đúng bản rõ ban đầu. LEN = 0 và LEN = 1024 đều bị loại đúng như đặc tả.</w:t>
       </w:r>
       <w:proofErr w:type="spellEnd"/>
       <w:proofErr w:type="spellStart"/>
@@ -1596,7 +1882,7 @@
     </w:p>
     <w:p>
       <w:pPr>
-        <w:spacing w:after="60" w:line="259" w:lineRule="auto" w:before="0"/>
+        <w:spacing w:after="40" w:line="240" w:lineRule="auto" w:before="0"/>
         <w:rPr>
           <w:rFonts w:cs="Times New Roman"/>
           <w:color w:val="000000" w:themeColor="text1"/>
@@ -1607,14 +1893,14 @@
       <w:proofErr w:type="spellStart"/>
       <w:r>
         <w:rPr>
-          <w:rFonts w:eastAsia="SimSun" w:ascii="Times New Roman" w:hAnsi="Times New Roman"/>
+          <w:rFonts w:eastAsia="SimSun"/>
           <w:b w:val="0"/>
           <w:i w:val="0"/>
-          <w:sz w:val="26"/>
+          <w:sz w:val="22"/>
           <w:szCs w:val="28"/>
           <w:lang w:eastAsia="zh-CN"/>
         </w:rPr>
-        <w:t>Kiểm chứng trên silicon phát hiện một lỗi mà mô phỏng không bắt được: uart_rx chờ trọn 234 chu kỳ bit dừng rồi mới về trạng thái chờ, trong khi một byte thực dài 10 × 234,375 = 2343,75 chu kỳ, nên biên bắt bit khởi đầu kế tiếp chỉ còn 3,75 chu kỳ và bộ thu mất đồng bộ sau khoảng 96 byte truyền liên tục. Đo trên board: 118 byte mất 22, 256 byte mất 159; cùng số byte đó chèn khoảng nghỉ 1 ms thì nhận đủ. Hệ quả là khối tách khung không nhận đủ 32 byte thẻ và mọi khung hợp lệ đều bị từ chối. Khắc phục bằng cách về trạng thái chờ ngay sau khi lấy mẫu bit dừng, nâng biên lên ~114 chu kỳ; sau sửa, tỉ lệ mất byte bằng 0 ở mọi độ dài. Testbench truyền byte có khoảng nghỉ nên không tái hiện được điều kiện gây lỗi — mô phỏng 100% không thay thế được kiểm chứng phần cứng.</w:t>
+        <w:t>Ba kịch bản đối kháng — sửa một bit trong payload, cắt khung giữa chừng, gửi 32 byte rác trước preamble — đều cho kết quả đúng, và mỗi kịch bản đều chạy HAI PHA: pha A kiểm hệ thống im lặng, pha B gửi ngay một khung hợp lệ để chứng minh FPGA còn sống. Đây không phải hình thức: một bộ kiểm chỉ có pha A sẽ báo PASS ngay cả khi thiết kế đã chết hoàn toàn, và trong quá trình phát triển đã có đúng một lỗi làm toàn hệ câm lặng với triệu chứng bên ngoài y hệt hành vi từ chối đúng.</w:t>
       </w:r>
       <w:proofErr w:type="spellEnd"/>
       <w:proofErr w:type="spellStart"/>
@@ -1629,7 +1915,7 @@
     <w:p>
       <w:pPr>
         <w:pStyle w:val="Heading2"/>
-        <w:spacing w:before="0" w:after="60" w:line="259" w:lineRule="auto"/>
+        <w:spacing w:before="0" w:after="40" w:line="240" w:lineRule="auto"/>
         <w:rPr>
           <w:rFonts w:ascii="Times New Roman" w:hAnsi="Times New Roman" w:cs="Times New Roman"/>
           <w:color w:val="000000" w:themeColor="text1"/>
@@ -1756,6 +2042,56 @@
         </w:rPr>
         <w:t>cứng</w:t>
       </w:r>
+      <w:proofErr w:type="spellEnd"/>
+    </w:p>
+    <w:p>
+      <w:pPr>
+        <w:spacing w:after="40" w:line="240" w:lineRule="auto" w:before="0"/>
+        <w:rPr>
+          <w:rFonts w:eastAsia="SimSun"/>
+          <w:sz w:val="28"/>
+          <w:szCs w:val="28"/>
+          <w:lang w:eastAsia="zh-CN"/>
+        </w:rPr>
+      </w:pPr>
+      <w:proofErr w:type="spellStart"/>
+      <w:r>
+        <w:rPr>
+          <w:rFonts w:eastAsia="SimSun" w:hint="eastAsia"/>
+          <w:b/>
+          <w:i w:val="0"/>
+          <w:sz w:val="22"/>
+          <w:szCs w:val="28"/>
+          <w:lang w:eastAsia="zh-CN"/>
+        </w:rPr>
+        <w:t>Kết quả sau P&amp;R trên GW1NR-LV9QN88PC6/I5:</w:t>
+      </w:r>
+      <w:proofErr w:type="spellEnd"/>
+      <w:proofErr w:type="spellStart"/>
+      <w:proofErr w:type="spellEnd"/>
+      <w:proofErr w:type="spellStart"/>
+      <w:proofErr w:type="spellEnd"/>
+      <w:proofErr w:type="spellStart"/>
+      <w:proofErr w:type="spellEnd"/>
+      <w:proofErr w:type="spellStart"/>
+      <w:proofErr w:type="spellEnd"/>
+      <w:proofErr w:type="spellStart"/>
+      <w:proofErr w:type="spellEnd"/>
+      <w:proofErr w:type="spellStart"/>
+      <w:proofErr w:type="spellEnd"/>
+      <w:proofErr w:type="spellStart"/>
+      <w:proofErr w:type="spellEnd"/>
+      <w:proofErr w:type="spellStart"/>
+      <w:proofErr w:type="spellEnd"/>
+      <w:proofErr w:type="spellStart"/>
+      <w:proofErr w:type="spellEnd"/>
+      <w:proofErr w:type="spellStart"/>
+      <w:proofErr w:type="spellEnd"/>
+      <w:proofErr w:type="spellStart"/>
+      <w:proofErr w:type="spellEnd"/>
+      <w:proofErr w:type="spellStart"/>
+      <w:proofErr w:type="spellEnd"/>
+      <w:proofErr w:type="spellStart"/>
       <w:proofErr w:type="spellEnd"/>
     </w:p>
     <w:tbl>
@@ -1795,16 +2131,24 @@
           </w:tcPr>
           <w:p>
             <w:pPr>
-              <w:spacing w:before="0" w:after="0" w:line="240" w:lineRule="auto"/>
+              <w:spacing w:after="0" w:line="360" w:lineRule="auto"/>
+              <w:jc w:val="center"/>
+              <w:rPr>
+                <w:rFonts w:cs="Times New Roman"/>
+                <w:color w:val="000000" w:themeColor="text1"/>
+                <w:sz w:val="28"/>
+                <w:szCs w:val="28"/>
+              </w:rPr>
             </w:pPr>
-            <w:r/>
             <w:r>
               <w:rPr>
-                <w:rFonts w:ascii="Times New Roman" w:hAnsi="Times New Roman"/>
+                <w:rFonts w:cs="Times New Roman"/>
                 <w:b/>
-                <w:sz w:val="22"/>
+                <w:color w:val="000000" w:themeColor="text1"/>
+                <w:sz w:val="20"/>
+                <w:szCs w:val="28"/>
               </w:rPr>
-              <w:t>Thiết kế</w:t>
+              <w:t>Khối</w:t>
             </w:r>
           </w:p>
         </w:tc>
@@ -1822,14 +2166,22 @@
           </w:tcPr>
           <w:p>
             <w:pPr>
-              <w:spacing w:before="0" w:after="0" w:line="240" w:lineRule="auto"/>
+              <w:spacing w:after="0" w:line="360" w:lineRule="auto"/>
+              <w:jc w:val="center"/>
+              <w:rPr>
+                <w:rFonts w:cs="Times New Roman"/>
+                <w:color w:val="000000" w:themeColor="text1"/>
+                <w:sz w:val="28"/>
+                <w:szCs w:val="28"/>
+              </w:rPr>
             </w:pPr>
-            <w:r/>
             <w:r>
               <w:rPr>
-                <w:rFonts w:ascii="Times New Roman" w:hAnsi="Times New Roman"/>
+                <w:rFonts w:cs="Times New Roman"/>
                 <w:b/>
-                <w:sz w:val="22"/>
+                <w:color w:val="000000" w:themeColor="text1"/>
+                <w:sz w:val="20"/>
+                <w:szCs w:val="28"/>
               </w:rPr>
               <w:t>LUT4</w:t>
             </w:r>
@@ -1849,16 +2201,24 @@
           </w:tcPr>
           <w:p>
             <w:pPr>
-              <w:spacing w:before="0" w:after="0" w:line="240" w:lineRule="auto"/>
+              <w:spacing w:after="0" w:line="360" w:lineRule="auto"/>
+              <w:jc w:val="center"/>
+              <w:rPr>
+                <w:rFonts w:cs="Times New Roman"/>
+                <w:color w:val="000000" w:themeColor="text1"/>
+                <w:sz w:val="28"/>
+                <w:szCs w:val="28"/>
+              </w:rPr>
             </w:pPr>
-            <w:r/>
             <w:r>
               <w:rPr>
-                <w:rFonts w:ascii="Times New Roman" w:hAnsi="Times New Roman"/>
+                <w:rFonts w:cs="Times New Roman"/>
                 <w:b/>
-                <w:sz w:val="22"/>
+                <w:color w:val="000000" w:themeColor="text1"/>
+                <w:sz w:val="20"/>
+                <w:szCs w:val="28"/>
               </w:rPr>
-              <w:t>FF</w:t>
+              <w:t>DFF</w:t>
             </w:r>
           </w:p>
         </w:tc>
@@ -1876,14 +2236,22 @@
           </w:tcPr>
           <w:p>
             <w:pPr>
-              <w:spacing w:before="0" w:after="0" w:line="240" w:lineRule="auto"/>
+              <w:spacing w:after="0" w:line="360" w:lineRule="auto"/>
+              <w:jc w:val="center"/>
+              <w:rPr>
+                <w:rFonts w:cs="Times New Roman"/>
+                <w:color w:val="000000" w:themeColor="text1"/>
+                <w:sz w:val="28"/>
+                <w:szCs w:val="28"/>
+              </w:rPr>
             </w:pPr>
-            <w:r/>
             <w:r>
               <w:rPr>
-                <w:rFonts w:ascii="Times New Roman" w:hAnsi="Times New Roman"/>
+                <w:rFonts w:cs="Times New Roman"/>
                 <w:b/>
-                <w:sz w:val="22"/>
+                <w:color w:val="000000" w:themeColor="text1"/>
+                <w:sz w:val="20"/>
+                <w:szCs w:val="28"/>
               </w:rPr>
               <w:t>F_max</w:t>
             </w:r>
@@ -1903,16 +2271,24 @@
           </w:tcPr>
           <w:p>
             <w:pPr>
-              <w:spacing w:before="0" w:after="0" w:line="240" w:lineRule="auto"/>
+              <w:spacing w:after="0" w:line="360" w:lineRule="auto"/>
+              <w:jc w:val="center"/>
+              <w:rPr>
+                <w:rFonts w:cs="Times New Roman"/>
+                <w:color w:val="000000" w:themeColor="text1"/>
+                <w:sz w:val="28"/>
+                <w:szCs w:val="28"/>
+              </w:rPr>
             </w:pPr>
-            <w:r/>
             <w:r>
               <w:rPr>
-                <w:rFonts w:ascii="Times New Roman" w:hAnsi="Times New Roman"/>
+                <w:rFonts w:cs="Times New Roman"/>
                 <w:b/>
-                <w:sz w:val="22"/>
+                <w:color w:val="000000" w:themeColor="text1"/>
+                <w:sz w:val="20"/>
+                <w:szCs w:val="28"/>
               </w:rPr>
-              <w:t>Độ trễ</w:t>
+              <w:t>Chu kỳ/khối</w:t>
             </w:r>
           </w:p>
         </w:tc>
@@ -1930,14 +2306,22 @@
           </w:tcPr>
           <w:p>
             <w:pPr>
-              <w:spacing w:before="0" w:after="0" w:line="240" w:lineRule="auto"/>
+              <w:spacing w:after="0" w:line="360" w:lineRule="auto"/>
+              <w:jc w:val="center"/>
+              <w:rPr>
+                <w:rFonts w:cs="Times New Roman"/>
+                <w:color w:val="000000" w:themeColor="text1"/>
+                <w:sz w:val="28"/>
+                <w:szCs w:val="28"/>
+              </w:rPr>
             </w:pPr>
-            <w:r/>
             <w:r>
               <w:rPr>
-                <w:rFonts w:ascii="Times New Roman" w:hAnsi="Times New Roman"/>
+                <w:rFonts w:cs="Times New Roman"/>
                 <w:b/>
-                <w:sz w:val="22"/>
+                <w:color w:val="000000" w:themeColor="text1"/>
+                <w:sz w:val="20"/>
+                <w:szCs w:val="28"/>
               </w:rPr>
               <w:t>Thông lượng</w:t>
             </w:r>
@@ -1957,16 +2341,24 @@
           </w:tcPr>
           <w:p>
             <w:pPr>
-              <w:spacing w:before="0" w:after="0" w:line="240" w:lineRule="auto"/>
+              <w:spacing w:after="0" w:line="360" w:lineRule="auto"/>
+              <w:jc w:val="center"/>
+              <w:rPr>
+                <w:rFonts w:cs="Times New Roman"/>
+                <w:color w:val="000000" w:themeColor="text1"/>
+                <w:sz w:val="28"/>
+                <w:szCs w:val="28"/>
+              </w:rPr>
             </w:pPr>
-            <w:r/>
             <w:r>
               <w:rPr>
-                <w:rFonts w:ascii="Times New Roman" w:hAnsi="Times New Roman"/>
+                <w:rFonts w:cs="Times New Roman"/>
                 <w:b/>
-                <w:sz w:val="22"/>
+                <w:color w:val="000000" w:themeColor="text1"/>
+                <w:sz w:val="20"/>
+                <w:szCs w:val="28"/>
               </w:rPr>
-              <w:t>BSRAM / Ghi chú</w:t>
+              <w:t>BSRAM</w:t>
             </w:r>
           </w:p>
         </w:tc>
@@ -1990,16 +2382,24 @@
           </w:tcPr>
           <w:p>
             <w:pPr>
-              <w:spacing w:before="0" w:after="0" w:line="240" w:lineRule="auto"/>
+              <w:spacing w:after="0" w:line="360" w:lineRule="auto"/>
+              <w:jc w:val="center"/>
+              <w:rPr>
+                <w:rFonts w:cs="Times New Roman"/>
+                <w:color w:val="000000" w:themeColor="text1"/>
+                <w:sz w:val="28"/>
+                <w:szCs w:val="28"/>
+              </w:rPr>
             </w:pPr>
-            <w:r/>
             <w:r>
               <w:rPr>
-                <w:rFonts w:ascii="Times New Roman" w:hAnsi="Times New Roman"/>
+                <w:rFonts w:cs="Times New Roman"/>
                 <w:b w:val="0"/>
-                <w:sz w:val="22"/>
+                <w:color w:val="000000" w:themeColor="text1"/>
+                <w:sz w:val="20"/>
+                <w:szCs w:val="28"/>
               </w:rPr>
-              <w:t>Chỉ tiêu tự đặt</w:t>
+              <w:t>IP AES-256-CTR</w:t>
             </w:r>
           </w:p>
         </w:tc>
@@ -2017,16 +2417,24 @@
           </w:tcPr>
           <w:p>
             <w:pPr>
-              <w:spacing w:before="0" w:after="0" w:line="240" w:lineRule="auto"/>
+              <w:spacing w:after="0" w:line="360" w:lineRule="auto"/>
+              <w:jc w:val="center"/>
+              <w:rPr>
+                <w:rFonts w:cs="Times New Roman"/>
+                <w:color w:val="000000" w:themeColor="text1"/>
+                <w:sz w:val="28"/>
+                <w:szCs w:val="28"/>
+              </w:rPr>
             </w:pPr>
-            <w:r/>
             <w:r>
               <w:rPr>
-                <w:rFonts w:ascii="Times New Roman" w:hAnsi="Times New Roman"/>
+                <w:rFonts w:cs="Times New Roman"/>
                 <w:b w:val="0"/>
-                <w:sz w:val="22"/>
+                <w:color w:val="000000" w:themeColor="text1"/>
+                <w:sz w:val="20"/>
+                <w:szCs w:val="28"/>
               </w:rPr>
-              <w:t>&lt; 4.500 (55%)</w:t>
+              <w:t>2 528</w:t>
             </w:r>
           </w:p>
         </w:tc>
@@ -2044,16 +2452,24 @@
           </w:tcPr>
           <w:p>
             <w:pPr>
-              <w:spacing w:before="0" w:after="0" w:line="240" w:lineRule="auto"/>
+              <w:spacing w:after="0" w:line="360" w:lineRule="auto"/>
+              <w:jc w:val="center"/>
+              <w:rPr>
+                <w:rFonts w:cs="Times New Roman"/>
+                <w:color w:val="000000" w:themeColor="text1"/>
+                <w:sz w:val="28"/>
+                <w:szCs w:val="28"/>
+              </w:rPr>
             </w:pPr>
-            <w:r/>
             <w:r>
               <w:rPr>
-                <w:rFonts w:ascii="Times New Roman" w:hAnsi="Times New Roman"/>
+                <w:rFonts w:cs="Times New Roman"/>
                 <w:b w:val="0"/>
-                <w:sz w:val="22"/>
+                <w:color w:val="000000" w:themeColor="text1"/>
+                <w:sz w:val="20"/>
+                <w:szCs w:val="28"/>
               </w:rPr>
-              <w:t>—</w:t>
+              <w:t>1 357</w:t>
             </w:r>
           </w:p>
         </w:tc>
@@ -2071,41 +2487,22 @@
           </w:tcPr>
           <w:p>
             <w:pPr>
-              <w:spacing w:before="0" w:after="0" w:line="240" w:lineRule="auto"/>
+              <w:spacing w:after="0" w:line="360" w:lineRule="auto"/>
+              <w:jc w:val="center"/>
+              <w:rPr>
+                <w:rFonts w:cs="Times New Roman"/>
+                <w:color w:val="000000" w:themeColor="text1"/>
+                <w:sz w:val="28"/>
+                <w:szCs w:val="28"/>
+              </w:rPr>
             </w:pPr>
-            <w:r/>
             <w:r>
               <w:rPr>
-                <w:rFonts w:ascii="Times New Roman" w:hAnsi="Times New Roman"/>
+                <w:rFonts w:cs="Times New Roman"/>
                 <w:b w:val="0"/>
-                <w:sz w:val="22"/>
-              </w:rPr>
-              <w:t>≥ 27 MHz</w:t>
-            </w:r>
-          </w:p>
-        </w:tc>
-        <w:tc>
-          <w:tcPr>
-            <w:tcW w:w="1190" w:type="dxa"/>
-            <w:shd w:val="clear" w:color="auto" w:fill="auto"/>
-            <w:tcMar>
-              <w:top w:w="60" w:type="dxa"/>
-              <w:left w:w="90" w:type="dxa"/>
-              <w:bottom w:w="60" w:type="dxa"/>
-              <w:right w:w="90" w:type="dxa"/>
-            </w:tcMar>
-            <w:vAlign w:val="center"/>
-          </w:tcPr>
-          <w:p>
-            <w:pPr>
-              <w:spacing w:before="0" w:after="0" w:line="240" w:lineRule="auto"/>
-            </w:pPr>
-            <w:r/>
-            <w:r>
-              <w:rPr>
-                <w:rFonts w:ascii="Times New Roman" w:hAnsi="Times New Roman"/>
-                <w:b w:val="0"/>
-                <w:sz w:val="22"/>
+                <w:color w:val="000000" w:themeColor="text1"/>
+                <w:sz w:val="20"/>
+                <w:szCs w:val="28"/>
               </w:rPr>
               <w:t>—</w:t>
             </w:r>
@@ -2125,16 +2522,59 @@
           </w:tcPr>
           <w:p>
             <w:pPr>
-              <w:spacing w:before="0" w:after="0" w:line="240" w:lineRule="auto"/>
+              <w:spacing w:after="0" w:line="360" w:lineRule="auto"/>
+              <w:jc w:val="center"/>
+              <w:rPr>
+                <w:rFonts w:cs="Times New Roman"/>
+                <w:color w:val="000000" w:themeColor="text1"/>
+                <w:sz w:val="28"/>
+                <w:szCs w:val="28"/>
+              </w:rPr>
             </w:pPr>
-            <w:r/>
             <w:r>
               <w:rPr>
-                <w:rFonts w:ascii="Times New Roman" w:hAnsi="Times New Roman"/>
+                <w:rFonts w:cs="Times New Roman"/>
                 <w:b w:val="0"/>
-                <w:sz w:val="22"/>
+                <w:color w:val="000000" w:themeColor="text1"/>
+                <w:sz w:val="20"/>
+                <w:szCs w:val="28"/>
               </w:rPr>
-              <w:t>—</w:t>
+              <w:t>30</w:t>
+            </w:r>
+          </w:p>
+        </w:tc>
+        <w:tc>
+          <w:tcPr>
+            <w:tcW w:w="1190" w:type="dxa"/>
+            <w:shd w:val="clear" w:color="auto" w:fill="auto"/>
+            <w:tcMar>
+              <w:top w:w="60" w:type="dxa"/>
+              <w:left w:w="90" w:type="dxa"/>
+              <w:bottom w:w="60" w:type="dxa"/>
+              <w:right w:w="90" w:type="dxa"/>
+            </w:tcMar>
+            <w:vAlign w:val="center"/>
+          </w:tcPr>
+          <w:p>
+            <w:pPr>
+              <w:spacing w:after="0" w:line="360" w:lineRule="auto"/>
+              <w:jc w:val="center"/>
+              <w:rPr>
+                <w:rFonts w:cs="Times New Roman"/>
+                <w:color w:val="000000" w:themeColor="text1"/>
+                <w:sz w:val="28"/>
+                <w:szCs w:val="28"/>
+              </w:rPr>
+            </w:pPr>
+            <w:r>
+              <w:rPr>
+                <w:rFonts w:cs="Times New Roman"/>
+                <w:b w:val="0"/>
+                <w:color w:val="000000" w:themeColor="text1"/>
+                <w:sz w:val="20"/>
+                <w:szCs w:val="28"/>
+              </w:rPr>
+              <w:t>14,4 MB/s</w:t>
             </w:r>
           </w:p>
         </w:tc>
@@ -2152,16 +2592,24 @@
           </w:tcPr>
           <w:p>
             <w:pPr>
-              <w:spacing w:before="0" w:after="0" w:line="240" w:lineRule="auto"/>
+              <w:spacing w:after="0" w:line="360" w:lineRule="auto"/>
+              <w:jc w:val="center"/>
+              <w:rPr>
+                <w:rFonts w:cs="Times New Roman"/>
+                <w:color w:val="000000" w:themeColor="text1"/>
+                <w:sz w:val="28"/>
+                <w:szCs w:val="28"/>
+              </w:rPr>
             </w:pPr>
-            <w:r/>
             <w:r>
               <w:rPr>
-                <w:rFonts w:ascii="Times New Roman" w:hAnsi="Times New Roman"/>
+                <w:rFonts w:cs="Times New Roman"/>
                 <w:b w:val="0"/>
-                <w:sz w:val="22"/>
+                <w:color w:val="000000" w:themeColor="text1"/>
+                <w:sz w:val="20"/>
+                <w:szCs w:val="28"/>
               </w:rPr>
-              <w:t>Ngân sách trong tài liệu thiết kế</w:t>
+              <w:t>4</w:t>
             </w:r>
           </w:p>
         </w:tc>
@@ -2185,16 +2633,24 @@
           </w:tcPr>
           <w:p>
             <w:pPr>
-              <w:spacing w:before="0" w:after="0" w:line="240" w:lineRule="auto"/>
+              <w:spacing w:after="0" w:line="360" w:lineRule="auto"/>
+              <w:jc w:val="center"/>
+              <w:rPr>
+                <w:rFonts w:cs="Times New Roman"/>
+                <w:color w:val="000000" w:themeColor="text1"/>
+                <w:sz w:val="28"/>
+                <w:szCs w:val="28"/>
+              </w:rPr>
             </w:pPr>
-            <w:r/>
             <w:r>
               <w:rPr>
-                <w:rFonts w:ascii="Times New Roman" w:hAnsi="Times New Roman"/>
+                <w:rFonts w:cs="Times New Roman"/>
                 <w:b w:val="0"/>
-                <w:sz w:val="22"/>
+                <w:color w:val="000000" w:themeColor="text1"/>
+                <w:sz w:val="20"/>
+                <w:szCs w:val="28"/>
               </w:rPr>
-              <w:t>THIS WORK (đo trên FPGA)</w:t>
+              <w:t>IP SHA-256</w:t>
             </w:r>
           </w:p>
         </w:tc>
@@ -2212,16 +2668,24 @@
           </w:tcPr>
           <w:p>
             <w:pPr>
-              <w:spacing w:before="0" w:after="0" w:line="240" w:lineRule="auto"/>
+              <w:spacing w:after="0" w:line="360" w:lineRule="auto"/>
+              <w:jc w:val="center"/>
+              <w:rPr>
+                <w:rFonts w:cs="Times New Roman"/>
+                <w:color w:val="000000" w:themeColor="text1"/>
+                <w:sz w:val="28"/>
+                <w:szCs w:val="28"/>
+              </w:rPr>
             </w:pPr>
-            <w:r/>
             <w:r>
               <w:rPr>
-                <w:rFonts w:ascii="Times New Roman" w:hAnsi="Times New Roman"/>
+                <w:rFonts w:cs="Times New Roman"/>
                 <w:b w:val="0"/>
-                <w:sz w:val="22"/>
+                <w:color w:val="000000" w:themeColor="text1"/>
+                <w:sz w:val="20"/>
+                <w:szCs w:val="28"/>
               </w:rPr>
-              <w:t>6.699 (77%)</w:t>
+              <w:t>1 661</w:t>
             </w:r>
           </w:p>
         </w:tc>
@@ -2239,16 +2703,24 @@
           </w:tcPr>
           <w:p>
             <w:pPr>
-              <w:spacing w:before="0" w:after="0" w:line="240" w:lineRule="auto"/>
+              <w:spacing w:after="0" w:line="360" w:lineRule="auto"/>
+              <w:jc w:val="center"/>
+              <w:rPr>
+                <w:rFonts w:cs="Times New Roman"/>
+                <w:color w:val="000000" w:themeColor="text1"/>
+                <w:sz w:val="28"/>
+                <w:szCs w:val="28"/>
+              </w:rPr>
             </w:pPr>
-            <w:r/>
             <w:r>
               <w:rPr>
-                <w:rFonts w:ascii="Times New Roman" w:hAnsi="Times New Roman"/>
+                <w:rFonts w:cs="Times New Roman"/>
                 <w:b w:val="0"/>
-                <w:sz w:val="22"/>
+                <w:color w:val="000000" w:themeColor="text1"/>
+                <w:sz w:val="20"/>
+                <w:szCs w:val="28"/>
               </w:rPr>
-              <w:t>3.499 (53%)</w:t>
+              <w:t>1 146</w:t>
             </w:r>
           </w:p>
         </w:tc>
@@ -2266,16 +2738,24 @@
           </w:tcPr>
           <w:p>
             <w:pPr>
-              <w:spacing w:before="0" w:after="0" w:line="240" w:lineRule="auto"/>
+              <w:spacing w:after="0" w:line="360" w:lineRule="auto"/>
+              <w:jc w:val="center"/>
+              <w:rPr>
+                <w:rFonts w:cs="Times New Roman"/>
+                <w:color w:val="000000" w:themeColor="text1"/>
+                <w:sz w:val="28"/>
+                <w:szCs w:val="28"/>
+              </w:rPr>
             </w:pPr>
-            <w:r/>
             <w:r>
               <w:rPr>
-                <w:rFonts w:ascii="Times New Roman" w:hAnsi="Times New Roman"/>
+                <w:rFonts w:cs="Times New Roman"/>
                 <w:b w:val="0"/>
-                <w:sz w:val="22"/>
+                <w:color w:val="000000" w:themeColor="text1"/>
+                <w:sz w:val="20"/>
+                <w:szCs w:val="28"/>
               </w:rPr>
-              <w:t>57,76 MHz</w:t>
+              <w:t>—</w:t>
             </w:r>
           </w:p>
         </w:tc>
@@ -2293,16 +2773,24 @@
           </w:tcPr>
           <w:p>
             <w:pPr>
-              <w:spacing w:before="0" w:after="0" w:line="240" w:lineRule="auto"/>
+              <w:spacing w:after="0" w:line="360" w:lineRule="auto"/>
+              <w:jc w:val="center"/>
+              <w:rPr>
+                <w:rFonts w:cs="Times New Roman"/>
+                <w:color w:val="000000" w:themeColor="text1"/>
+                <w:sz w:val="28"/>
+                <w:szCs w:val="28"/>
+              </w:rPr>
             </w:pPr>
-            <w:r/>
             <w:r>
               <w:rPr>
-                <w:rFonts w:ascii="Times New Roman" w:hAnsi="Times New Roman"/>
+                <w:rFonts w:cs="Times New Roman"/>
                 <w:b w:val="0"/>
-                <w:sz w:val="22"/>
+                <w:color w:val="000000" w:themeColor="text1"/>
+                <w:sz w:val="20"/>
+                <w:szCs w:val="28"/>
               </w:rPr>
-              <w:t>21,91 ms/khung</w:t>
+              <w:t>65</w:t>
             </w:r>
           </w:p>
         </w:tc>
@@ -2320,16 +2808,24 @@
           </w:tcPr>
           <w:p>
             <w:pPr>
-              <w:spacing w:before="0" w:after="0" w:line="240" w:lineRule="auto"/>
+              <w:spacing w:after="0" w:line="360" w:lineRule="auto"/>
+              <w:jc w:val="center"/>
+              <w:rPr>
+                <w:rFonts w:cs="Times New Roman"/>
+                <w:color w:val="000000" w:themeColor="text1"/>
+                <w:sz w:val="28"/>
+                <w:szCs w:val="28"/>
+              </w:rPr>
             </w:pPr>
-            <w:r/>
             <w:r>
               <w:rPr>
-                <w:rFonts w:ascii="Times New Roman" w:hAnsi="Times New Roman"/>
+                <w:rFonts w:cs="Times New Roman"/>
                 <w:b w:val="0"/>
-                <w:sz w:val="22"/>
+                <w:color w:val="000000" w:themeColor="text1"/>
+                <w:sz w:val="20"/>
+                <w:szCs w:val="28"/>
               </w:rPr>
-              <w:t>85,4 kbps</w:t>
+              <w:t>6,6 MB/s</w:t>
             </w:r>
           </w:p>
         </w:tc>
@@ -2347,16 +2843,24 @@
           </w:tcPr>
           <w:p>
             <w:pPr>
-              <w:spacing w:before="0" w:after="0" w:line="240" w:lineRule="auto"/>
+              <w:spacing w:after="0" w:line="360" w:lineRule="auto"/>
+              <w:jc w:val="center"/>
+              <w:rPr>
+                <w:rFonts w:cs="Times New Roman"/>
+                <w:color w:val="000000" w:themeColor="text1"/>
+                <w:sz w:val="28"/>
+                <w:szCs w:val="28"/>
+              </w:rPr>
             </w:pPr>
-            <w:r/>
             <w:r>
               <w:rPr>
-                <w:rFonts w:ascii="Times New Roman" w:hAnsi="Times New Roman"/>
+                <w:rFonts w:cs="Times New Roman"/>
                 <w:b w:val="0"/>
-                <w:sz w:val="22"/>
+                <w:color w:val="000000" w:themeColor="text1"/>
+                <w:sz w:val="20"/>
+                <w:szCs w:val="28"/>
               </w:rPr>
-              <w:t>5 / 26 (19%) — đã kiểm chứng</w:t>
+              <w:t>0</w:t>
             </w:r>
           </w:p>
         </w:tc>
@@ -2380,16 +2884,24 @@
           </w:tcPr>
           <w:p>
             <w:pPr>
-              <w:spacing w:before="0" w:after="0" w:line="240" w:lineRule="auto"/>
+              <w:spacing w:after="0" w:line="360" w:lineRule="auto"/>
+              <w:jc w:val="center"/>
+              <w:rPr>
+                <w:rFonts w:cs="Times New Roman"/>
+                <w:color w:val="000000" w:themeColor="text1"/>
+                <w:sz w:val="28"/>
+                <w:szCs w:val="28"/>
+              </w:rPr>
             </w:pPr>
-            <w:r/>
             <w:r>
               <w:rPr>
-                <w:rFonts w:ascii="Times New Roman" w:hAnsi="Times New Roman"/>
+                <w:rFonts w:cs="Times New Roman"/>
                 <w:b w:val="0"/>
-                <w:sz w:val="22"/>
+                <w:color w:val="000000" w:themeColor="text1"/>
+                <w:sz w:val="20"/>
+                <w:szCs w:val="28"/>
               </w:rPr>
-              <w:t>Lõi AES-256 CTR (ước tính)</w:t>
+              <w:t>protocol/ + fabric/ + io/</w:t>
             </w:r>
           </w:p>
         </w:tc>
@@ -2407,16 +2919,24 @@
           </w:tcPr>
           <w:p>
             <w:pPr>
-              <w:spacing w:before="0" w:after="0" w:line="240" w:lineRule="auto"/>
+              <w:spacing w:after="0" w:line="360" w:lineRule="auto"/>
+              <w:jc w:val="center"/>
+              <w:rPr>
+                <w:rFonts w:cs="Times New Roman"/>
+                <w:color w:val="000000" w:themeColor="text1"/>
+                <w:sz w:val="28"/>
+                <w:szCs w:val="28"/>
+              </w:rPr>
             </w:pPr>
-            <w:r/>
             <w:r>
               <w:rPr>
-                <w:rFonts w:ascii="Times New Roman" w:hAnsi="Times New Roman"/>
+                <w:rFonts w:cs="Times New Roman"/>
                 <w:b w:val="0"/>
-                <w:sz w:val="22"/>
+                <w:color w:val="000000" w:themeColor="text1"/>
+                <w:sz w:val="20"/>
+                <w:szCs w:val="28"/>
               </w:rPr>
-              <w:t>≈ 1.380</w:t>
+              <w:t>≈ 2 475</w:t>
             </w:r>
           </w:p>
         </w:tc>
@@ -2434,16 +2954,24 @@
           </w:tcPr>
           <w:p>
             <w:pPr>
-              <w:spacing w:before="0" w:after="0" w:line="240" w:lineRule="auto"/>
+              <w:spacing w:after="0" w:line="360" w:lineRule="auto"/>
+              <w:jc w:val="center"/>
+              <w:rPr>
+                <w:rFonts w:cs="Times New Roman"/>
+                <w:color w:val="000000" w:themeColor="text1"/>
+                <w:sz w:val="28"/>
+                <w:szCs w:val="28"/>
+              </w:rPr>
             </w:pPr>
-            <w:r/>
             <w:r>
               <w:rPr>
-                <w:rFonts w:ascii="Times New Roman" w:hAnsi="Times New Roman"/>
+                <w:rFonts w:cs="Times New Roman"/>
                 <w:b w:val="0"/>
-                <w:sz w:val="22"/>
+                <w:color w:val="000000" w:themeColor="text1"/>
+                <w:sz w:val="20"/>
+                <w:szCs w:val="28"/>
               </w:rPr>
-              <w:t>—</w:t>
+              <w:t>≈ 1 065</w:t>
             </w:r>
           </w:p>
         </w:tc>
@@ -2461,14 +2989,22 @@
           </w:tcPr>
           <w:p>
             <w:pPr>
-              <w:spacing w:before="0" w:after="0" w:line="240" w:lineRule="auto"/>
+              <w:spacing w:after="0" w:line="360" w:lineRule="auto"/>
+              <w:jc w:val="center"/>
+              <w:rPr>
+                <w:rFonts w:cs="Times New Roman"/>
+                <w:color w:val="000000" w:themeColor="text1"/>
+                <w:sz w:val="28"/>
+                <w:szCs w:val="28"/>
+              </w:rPr>
             </w:pPr>
-            <w:r/>
             <w:r>
               <w:rPr>
-                <w:rFonts w:ascii="Times New Roman" w:hAnsi="Times New Roman"/>
+                <w:rFonts w:cs="Times New Roman"/>
                 <w:b w:val="0"/>
-                <w:sz w:val="22"/>
+                <w:color w:val="000000" w:themeColor="text1"/>
+                <w:sz w:val="20"/>
+                <w:szCs w:val="28"/>
               </w:rPr>
               <w:t>—</w:t>
             </w:r>
@@ -2488,16 +3024,24 @@
           </w:tcPr>
           <w:p>
             <w:pPr>
-              <w:spacing w:before="0" w:after="0" w:line="240" w:lineRule="auto"/>
+              <w:spacing w:after="0" w:line="360" w:lineRule="auto"/>
+              <w:jc w:val="center"/>
+              <w:rPr>
+                <w:rFonts w:cs="Times New Roman"/>
+                <w:color w:val="000000" w:themeColor="text1"/>
+                <w:sz w:val="28"/>
+                <w:szCs w:val="28"/>
+              </w:rPr>
             </w:pPr>
-            <w:r/>
             <w:r>
               <w:rPr>
-                <w:rFonts w:ascii="Times New Roman" w:hAnsi="Times New Roman"/>
+                <w:rFonts w:cs="Times New Roman"/>
                 <w:b w:val="0"/>
-                <w:sz w:val="22"/>
+                <w:color w:val="000000" w:themeColor="text1"/>
+                <w:sz w:val="20"/>
+                <w:szCs w:val="28"/>
               </w:rPr>
-              <w:t>15 chu kỳ/khối</w:t>
+              <w:t>—</w:t>
             </w:r>
           </w:p>
         </w:tc>
@@ -2515,16 +3059,24 @@
           </w:tcPr>
           <w:p>
             <w:pPr>
-              <w:spacing w:before="0" w:after="0" w:line="240" w:lineRule="auto"/>
+              <w:spacing w:after="0" w:line="360" w:lineRule="auto"/>
+              <w:jc w:val="center"/>
+              <w:rPr>
+                <w:rFonts w:cs="Times New Roman"/>
+                <w:color w:val="000000" w:themeColor="text1"/>
+                <w:sz w:val="28"/>
+                <w:szCs w:val="28"/>
+              </w:rPr>
             </w:pPr>
-            <w:r/>
             <w:r>
               <w:rPr>
-                <w:rFonts w:ascii="Times New Roman" w:hAnsi="Times New Roman"/>
+                <w:rFonts w:cs="Times New Roman"/>
                 <w:b w:val="0"/>
-                <w:sz w:val="22"/>
+                <w:color w:val="000000" w:themeColor="text1"/>
+                <w:sz w:val="20"/>
+                <w:szCs w:val="28"/>
               </w:rPr>
-              <w:t>230 Mbps @27 MHz</w:t>
+              <w:t>—</w:t>
             </w:r>
           </w:p>
         </w:tc>
@@ -2542,16 +3094,24 @@
           </w:tcPr>
           <w:p>
             <w:pPr>
-              <w:spacing w:before="0" w:after="0" w:line="240" w:lineRule="auto"/>
+              <w:spacing w:after="0" w:line="360" w:lineRule="auto"/>
+              <w:jc w:val="center"/>
+              <w:rPr>
+                <w:rFonts w:cs="Times New Roman"/>
+                <w:color w:val="000000" w:themeColor="text1"/>
+                <w:sz w:val="28"/>
+                <w:szCs w:val="28"/>
+              </w:rPr>
             </w:pPr>
-            <w:r/>
             <w:r>
               <w:rPr>
-                <w:rFonts w:ascii="Times New Roman" w:hAnsi="Times New Roman"/>
+                <w:rFonts w:cs="Times New Roman"/>
                 <w:b w:val="0"/>
-                <w:sz w:val="22"/>
+                <w:color w:val="000000" w:themeColor="text1"/>
+                <w:sz w:val="20"/>
+                <w:szCs w:val="28"/>
               </w:rPr>
-              <w:t>20 hộp thế × 69 LUT4 (đo)</w:t>
+              <w:t>1</w:t>
             </w:r>
           </w:p>
         </w:tc>
@@ -2575,16 +3135,24 @@
           </w:tcPr>
           <w:p>
             <w:pPr>
-              <w:spacing w:before="0" w:after="0" w:line="240" w:lineRule="auto"/>
+              <w:spacing w:after="0" w:line="360" w:lineRule="auto"/>
+              <w:jc w:val="center"/>
+              <w:rPr>
+                <w:rFonts w:cs="Times New Roman"/>
+                <w:color w:val="000000" w:themeColor="text1"/>
+                <w:sz w:val="28"/>
+                <w:szCs w:val="28"/>
+              </w:rPr>
             </w:pPr>
-            <w:r/>
             <w:r>
               <w:rPr>
-                <w:rFonts w:ascii="Times New Roman" w:hAnsi="Times New Roman"/>
-                <w:b w:val="0"/>
-                <w:sz w:val="22"/>
+                <w:rFonts w:cs="Times New Roman"/>
+                <w:b/>
+                <w:color w:val="000000" w:themeColor="text1"/>
+                <w:sz w:val="20"/>
+                <w:szCs w:val="28"/>
               </w:rPr>
-              <w:t>Biến thể HMAC-SHA-256</w:t>
+              <w:t>THIS WORK (toàn hệ)</w:t>
             </w:r>
           </w:p>
         </w:tc>
@@ -2602,16 +3170,24 @@
           </w:tcPr>
           <w:p>
             <w:pPr>
-              <w:spacing w:before="0" w:after="0" w:line="240" w:lineRule="auto"/>
+              <w:spacing w:after="0" w:line="360" w:lineRule="auto"/>
+              <w:jc w:val="center"/>
+              <w:rPr>
+                <w:rFonts w:cs="Times New Roman"/>
+                <w:color w:val="000000" w:themeColor="text1"/>
+                <w:sz w:val="28"/>
+                <w:szCs w:val="28"/>
+              </w:rPr>
             </w:pPr>
-            <w:r/>
             <w:r>
               <w:rPr>
-                <w:rFonts w:ascii="Times New Roman" w:hAnsi="Times New Roman"/>
-                <w:b w:val="0"/>
-                <w:sz w:val="22"/>
+                <w:rFonts w:cs="Times New Roman"/>
+                <w:b/>
+                <w:color w:val="000000" w:themeColor="text1"/>
+                <w:sz w:val="20"/>
+                <w:szCs w:val="28"/>
               </w:rPr>
-              <w:t>7.359 (85%)</w:t>
+              <w:t>6 664 / 8 640 (77%)</w:t>
             </w:r>
           </w:p>
         </w:tc>
@@ -2629,16 +3205,24 @@
           </w:tcPr>
           <w:p>
             <w:pPr>
-              <w:spacing w:before="0" w:after="0" w:line="240" w:lineRule="auto"/>
+              <w:spacing w:after="0" w:line="360" w:lineRule="auto"/>
+              <w:jc w:val="center"/>
+              <w:rPr>
+                <w:rFonts w:cs="Times New Roman"/>
+                <w:color w:val="000000" w:themeColor="text1"/>
+                <w:sz w:val="28"/>
+                <w:szCs w:val="28"/>
+              </w:rPr>
             </w:pPr>
-            <w:r/>
             <w:r>
               <w:rPr>
-                <w:rFonts w:ascii="Times New Roman" w:hAnsi="Times New Roman"/>
-                <w:b w:val="0"/>
-                <w:sz w:val="22"/>
+                <w:rFonts w:cs="Times New Roman"/>
+                <w:b/>
+                <w:color w:val="000000" w:themeColor="text1"/>
+                <w:sz w:val="20"/>
+                <w:szCs w:val="28"/>
               </w:rPr>
-              <w:t>4.029 (62%)</w:t>
+              <w:t>3 568 / 6 480 (55%)</w:t>
             </w:r>
           </w:p>
         </w:tc>
@@ -2656,14 +3240,57 @@
           </w:tcPr>
           <w:p>
             <w:pPr>
-              <w:spacing w:before="0" w:after="0" w:line="240" w:lineRule="auto"/>
+              <w:spacing w:after="0" w:line="360" w:lineRule="auto"/>
+              <w:jc w:val="center"/>
+              <w:rPr>
+                <w:rFonts w:cs="Times New Roman"/>
+                <w:color w:val="000000" w:themeColor="text1"/>
+                <w:sz w:val="28"/>
+                <w:szCs w:val="28"/>
+              </w:rPr>
             </w:pPr>
-            <w:r/>
             <w:r>
               <w:rPr>
-                <w:rFonts w:ascii="Times New Roman" w:hAnsi="Times New Roman"/>
-                <w:b w:val="0"/>
-                <w:sz w:val="22"/>
+                <w:rFonts w:cs="Times New Roman"/>
+                <w:b/>
+                <w:color w:val="000000" w:themeColor="text1"/>
+                <w:sz w:val="20"/>
+                <w:szCs w:val="28"/>
+              </w:rPr>
+              <w:t>46,85 MHz</w:t>
+            </w:r>
+          </w:p>
+        </w:tc>
+        <w:tc>
+          <w:tcPr>
+            <w:tcW w:w="1190" w:type="dxa"/>
+            <w:shd w:val="clear" w:color="auto" w:fill="auto"/>
+            <w:tcMar>
+              <w:top w:w="60" w:type="dxa"/>
+              <w:left w:w="90" w:type="dxa"/>
+              <w:bottom w:w="60" w:type="dxa"/>
+              <w:right w:w="90" w:type="dxa"/>
+            </w:tcMar>
+            <w:vAlign w:val="center"/>
+          </w:tcPr>
+          <w:p>
+            <w:pPr>
+              <w:spacing w:after="0" w:line="360" w:lineRule="auto"/>
+              <w:jc w:val="center"/>
+              <w:rPr>
+                <w:rFonts w:cs="Times New Roman"/>
+                <w:color w:val="000000" w:themeColor="text1"/>
+                <w:sz w:val="28"/>
+                <w:szCs w:val="28"/>
+              </w:rPr>
+            </w:pPr>
+            <w:r>
+              <w:rPr>
+                <w:rFonts w:cs="Times New Roman"/>
+                <w:b/>
+                <w:color w:val="000000" w:themeColor="text1"/>
+                <w:sz w:val="20"/>
+                <w:szCs w:val="28"/>
               </w:rPr>
               <w:t>—</w:t>
             </w:r>
@@ -2683,43 +3310,24 @@
           </w:tcPr>
           <w:p>
             <w:pPr>
-              <w:spacing w:before="0" w:after="0" w:line="240" w:lineRule="auto"/>
+              <w:spacing w:after="0" w:line="360" w:lineRule="auto"/>
+              <w:jc w:val="center"/>
+              <w:rPr>
+                <w:rFonts w:cs="Times New Roman"/>
+                <w:color w:val="000000" w:themeColor="text1"/>
+                <w:sz w:val="28"/>
+                <w:szCs w:val="28"/>
+              </w:rPr>
             </w:pPr>
-            <w:r/>
             <w:r>
               <w:rPr>
-                <w:rFonts w:ascii="Times New Roman" w:hAnsi="Times New Roman"/>
-                <w:b w:val="0"/>
-                <w:sz w:val="22"/>
+                <w:rFonts w:cs="Times New Roman"/>
+                <w:b/>
+                <w:color w:val="000000" w:themeColor="text1"/>
+                <w:sz w:val="20"/>
+                <w:szCs w:val="28"/>
               </w:rPr>
-              <w:t>—</w:t>
-            </w:r>
-          </w:p>
-        </w:tc>
-        <w:tc>
-          <w:tcPr>
-            <w:tcW w:w="1190" w:type="dxa"/>
-            <w:shd w:val="clear" w:color="auto" w:fill="auto"/>
-            <w:tcMar>
-              <w:top w:w="60" w:type="dxa"/>
-              <w:left w:w="90" w:type="dxa"/>
-              <w:bottom w:w="60" w:type="dxa"/>
-              <w:right w:w="90" w:type="dxa"/>
-            </w:tcMar>
-            <w:vAlign w:val="center"/>
-          </w:tcPr>
-          <w:p>
-            <w:pPr>
-              <w:spacing w:before="0" w:after="0" w:line="240" w:lineRule="auto"/>
-            </w:pPr>
-            <w:r/>
-            <w:r>
-              <w:rPr>
-                <w:rFonts w:ascii="Times New Roman" w:hAnsi="Times New Roman"/>
-                <w:b w:val="0"/>
-                <w:sz w:val="22"/>
-              </w:rPr>
-              <w:t>—</w:t>
+              <w:t>10 778 B/s</w:t>
             </w:r>
           </w:p>
         </w:tc>
@@ -2737,16 +3345,24 @@
           </w:tcPr>
           <w:p>
             <w:pPr>
-              <w:spacing w:before="0" w:after="0" w:line="240" w:lineRule="auto"/>
+              <w:spacing w:after="0" w:line="360" w:lineRule="auto"/>
+              <w:jc w:val="center"/>
+              <w:rPr>
+                <w:rFonts w:cs="Times New Roman"/>
+                <w:color w:val="000000" w:themeColor="text1"/>
+                <w:sz w:val="28"/>
+                <w:szCs w:val="28"/>
+              </w:rPr>
             </w:pPr>
-            <w:r/>
             <w:r>
               <w:rPr>
-                <w:rFonts w:ascii="Times New Roman" w:hAnsi="Times New Roman"/>
-                <w:b w:val="0"/>
-                <w:sz w:val="22"/>
+                <w:rFonts w:cs="Times New Roman"/>
+                <w:b/>
+                <w:color w:val="000000" w:themeColor="text1"/>
+                <w:sz w:val="20"/>
+                <w:szCs w:val="28"/>
               </w:rPr>
-              <w:t>Đạt mô phỏng, P&amp;R thất bại</w:t>
+              <w:t>5 / 26</w:t>
             </w:r>
           </w:p>
         </w:tc>
@@ -2755,7 +3371,100 @@
     <w:p>
       <w:pPr>
         <w:pStyle w:val="Heading2"/>
-        <w:spacing w:before="0" w:after="60" w:line="259" w:lineRule="auto"/>
+        <w:spacing w:before="0" w:after="40" w:line="240" w:lineRule="auto"/>
+        <w:rPr>
+          <w:rFonts w:ascii="Times New Roman" w:hAnsi="Times New Roman" w:cs="Times New Roman"/>
+          <w:color w:val="000000" w:themeColor="text1"/>
+          <w:sz w:val="28"/>
+          <w:szCs w:val="28"/>
+        </w:rPr>
+      </w:pPr>
+      <w:r>
+        <w:rPr>
+          <w:rFonts w:ascii="Times New Roman" w:hAnsi="Times New Roman" w:cs="Times New Roman"/>
+          <w:b/>
+          <w:i w:val="0"/>
+          <w:color w:val="000000" w:themeColor="text1"/>
+          <w:sz w:val="22"/>
+          <w:szCs w:val="28"/>
+        </w:rPr>
+        <w:t>Đo hiệu năng trên board với 100 khung liên tiếp, payload 128 byte: tỉ lệ mất khung 0,00%; độ trễ khứ hồi min 32,34 ms, trung bình 32,42 ms, tối đa 32,55 ms, độ lệch chuẩn 0,03 ms; thông lượng 10 778 B/s tương đương 86,2 kbps.</w:t>
+      </w:r>
+      <w:proofErr w:type="spellStart"/>
+      <w:proofErr w:type="spellEnd"/>
+      <w:proofErr w:type="spellStart"/>
+      <w:proofErr w:type="spellEnd"/>
+      <w:proofErr w:type="spellStart"/>
+      <w:proofErr w:type="spellEnd"/>
+      <w:proofErr w:type="spellStart"/>
+      <w:proofErr w:type="spellEnd"/>
+    </w:p>
+    <w:p>
+      <w:pPr>
+        <w:pStyle w:val="Heading2"/>
+        <w:spacing w:before="0" w:after="40" w:line="240" w:lineRule="auto"/>
+        <w:rPr>
+          <w:rFonts w:ascii="Times New Roman" w:hAnsi="Times New Roman" w:cs="Times New Roman"/>
+          <w:color w:val="000000" w:themeColor="text1"/>
+          <w:sz w:val="28"/>
+          <w:szCs w:val="28"/>
+        </w:rPr>
+      </w:pPr>
+      <w:r>
+        <w:rPr>
+          <w:rFonts w:ascii="Times New Roman" w:hAnsi="Times New Roman" w:cs="Times New Roman"/>
+          <w:b w:val="0"/>
+          <w:i w:val="0"/>
+          <w:color w:val="000000" w:themeColor="text1"/>
+          <w:sz w:val="22"/>
+          <w:szCs w:val="28"/>
+        </w:rPr>
+        <w:t>Độ lệch chuẩn 0,03 ms trên 100 khung cho thấy đường xử lý là tất định — không có bộ đệm nào tràn và không có đường nào phụ thuộc dữ liệu. Thông lượng đạt 93,6% trần lý thuyết của UART 115200 (11 520 B/s); phần thiếu là 20 byte header và 32 byte digest của mỗi khung chứ không phải do engine chậm. Bản thân engine AES chạy ở 14,4 MB/s, tức nhanh hơn đường truyền hơn 1000 lần, nên nút thắt nằm hoàn toàn ở lớp vật lý.</w:t>
+      </w:r>
+      <w:proofErr w:type="spellStart"/>
+      <w:proofErr w:type="spellEnd"/>
+      <w:proofErr w:type="spellStart"/>
+      <w:proofErr w:type="spellEnd"/>
+      <w:proofErr w:type="spellStart"/>
+      <w:proofErr w:type="spellEnd"/>
+      <w:proofErr w:type="spellStart"/>
+      <w:proofErr w:type="spellEnd"/>
+    </w:p>
+    <w:p>
+      <w:pPr>
+        <w:pStyle w:val="Heading2"/>
+        <w:spacing w:before="0" w:after="40" w:line="240" w:lineRule="auto"/>
+        <w:rPr>
+          <w:rFonts w:ascii="Times New Roman" w:hAnsi="Times New Roman" w:cs="Times New Roman"/>
+          <w:color w:val="000000" w:themeColor="text1"/>
+          <w:sz w:val="28"/>
+          <w:szCs w:val="28"/>
+        </w:rPr>
+      </w:pPr>
+      <w:r>
+        <w:rPr>
+          <w:rFonts w:ascii="Times New Roman" w:hAnsi="Times New Roman" w:cs="Times New Roman"/>
+          <w:b w:val="0"/>
+          <w:i w:val="0"/>
+          <w:color w:val="000000" w:themeColor="text1"/>
+          <w:sz w:val="22"/>
+          <w:szCs w:val="28"/>
+        </w:rPr>
+        <w:t>Một kết quả đáng ghi lại: lần P&amp;R đầu tiên THẤT BẠI dù báo cáo cùng lúc cho thấy LUT4 mới dùng 80% và DFF 60%. Nguyên nhân là bộ nhớ khóa vòng AES được khai báo dạng mảng 15×128 bit, trong khi cổng BSRAM của Gowin rộng tối đa 32 bit; công cụ tổng hợp rơi về RAM phân tán và sinh 32 khối RAM16SDP4, loại tài nguyên chỉ đặt được ở một số vị trí nhất định. Tách thành bốn bộ nhớ 16×32 bit đưa chúng vào BSRAM và P&amp;R chạy qua ngay. Bài học: "còn 20% tài nguyên" không đồng nghĩa với "đặt chỗ được" — loại tài nguyên và ràng buộc vị trí quan trọng ngang số lượng.</w:t>
+      </w:r>
+      <w:proofErr w:type="spellStart"/>
+      <w:proofErr w:type="spellEnd"/>
+      <w:proofErr w:type="spellStart"/>
+      <w:proofErr w:type="spellEnd"/>
+      <w:proofErr w:type="spellStart"/>
+      <w:proofErr w:type="spellEnd"/>
+      <w:proofErr w:type="spellStart"/>
+      <w:proofErr w:type="spellEnd"/>
+    </w:p>
+    <w:p>
+      <w:pPr>
+        <w:pStyle w:val="Heading2"/>
+        <w:spacing w:before="0" w:after="40" w:line="240" w:lineRule="auto"/>
         <w:rPr>
           <w:rFonts w:ascii="Times New Roman" w:hAnsi="Times New Roman" w:cs="Times New Roman"/>
           <w:color w:val="000000" w:themeColor="text1"/>
@@ -2856,7 +3565,7 @@
     <w:p>
       <w:pPr>
         <w:pStyle w:val="Instruction"/>
-        <w:spacing w:after="60" w:line="259" w:lineRule="auto" w:before="0"/>
+        <w:spacing w:after="40" w:line="240" w:lineRule="auto" w:before="0"/>
         <w:rPr>
           <w:rFonts w:cs="Times New Roman"/>
           <w:color w:val="000000" w:themeColor="text1"/>
@@ -2866,13 +3575,14 @@
       </w:pPr>
       <w:r>
         <w:rPr>
-          <w:rFonts w:cs="Times New Roman" w:ascii="Times New Roman" w:hAnsi="Times New Roman"/>
+          <w:rFonts w:cs="Times New Roman"/>
+          <w:b w:val="0"/>
           <w:i w:val="0"/>
           <w:color w:val="000000" w:themeColor="text1"/>
-          <w:sz w:val="26"/>
-          <w:szCs w:val="28"/>
-        </w:rPr>
-        <w:t>Cơ chế cách ly và giải mã có kiểm soát đã được kiểm chứng trên phần cứng: khi thẻ lệch một bit, hệ thống phát ra đúng 0 byte và động cơ AES không được kích hoạt, tức không rò rỉ dữ liệu chưa kiểm chứng. Đây là bảo đảm cấu trúc, độc lập với phần mềm điều khiển.</w:t>
+          <w:sz w:val="22"/>
+          <w:szCs w:val="28"/>
+        </w:rPr>
+        <w:t>Mô hình đe dọa: kẻ tấn công tiếp cận được đường dây nối tiếp giữa hai thiết bị, đọc và chèn được byte tùy ý, nhưng không truy cập được vào bên trong FPGA.</w:t>
       </w:r>
       <w:proofErr w:type="spellStart"/>
       <w:proofErr w:type="spellEnd"/>
@@ -2898,7 +3608,7 @@
     <w:p>
       <w:pPr>
         <w:pStyle w:val="Instruction"/>
-        <w:spacing w:after="60" w:line="259" w:lineRule="auto" w:before="0"/>
+        <w:spacing w:after="40" w:line="240" w:lineRule="auto" w:before="0"/>
         <w:rPr>
           <w:rFonts w:cs="Times New Roman"/>
           <w:color w:val="000000" w:themeColor="text1"/>
@@ -2908,14 +3618,14 @@
       </w:pPr>
       <w:r>
         <w:rPr>
-          <w:rFonts w:cs="Times New Roman" w:ascii="Times New Roman" w:hAnsi="Times New Roman"/>
-          <w:b w:val="0"/>
+          <w:rFonts w:cs="Times New Roman"/>
+          <w:b/>
           <w:i w:val="0"/>
           <w:color w:val="000000" w:themeColor="text1"/>
-          <w:sz w:val="26"/>
-          <w:szCs w:val="28"/>
-        </w:rPr>
-        <w:t>Giới hạn của phiên bản hiện tại: trường 32 byte là SHA-256(LEN || IV || C) không dùng khóa, nên là giá trị kiểm tra toàn vẹn chứ chưa phải mã xác thực thông điệp — nó phát hiện hỏng dữ liệu do nhiễu, nhưng đối thủ chủ động có thể sửa bản mã rồi tính lại giá trị băm. Mô hình đe dọa vì vậy giới hạn ở nghe lén thụ động và lỗi đường truyền; tính bí mật vẫn do AES-256 bảo đảm trong mọi trường hợp.</w:t>
+          <w:sz w:val="22"/>
+          <w:szCs w:val="28"/>
+        </w:rPr>
+        <w:t>Những gì hệ thống bảo vệ được:</w:t>
       </w:r>
       <w:proofErr w:type="spellStart"/>
       <w:proofErr w:type="spellEnd"/>
@@ -2941,7 +3651,7 @@
     <w:p>
       <w:pPr>
         <w:pStyle w:val="Instruction"/>
-        <w:spacing w:after="60" w:line="259" w:lineRule="auto" w:before="0"/>
+        <w:spacing w:after="40" w:line="240" w:lineRule="auto" w:before="0"/>
         <w:rPr>
           <w:rFonts w:cs="Times New Roman"/>
           <w:color w:val="000000" w:themeColor="text1"/>
@@ -2951,14 +3661,272 @@
       </w:pPr>
       <w:r>
         <w:rPr>
-          <w:rFonts w:cs="Times New Roman" w:ascii="Times New Roman" w:hAnsi="Times New Roman"/>
+          <w:rFonts w:cs="Times New Roman"/>
           <w:b w:val="0"/>
           <w:i w:val="0"/>
           <w:color w:val="000000" w:themeColor="text1"/>
-          <w:sz w:val="26"/>
-          <w:szCs w:val="28"/>
-        </w:rPr>
-        <w:t>Nhóm đã hiện thực bản nâng cấp HMAC-SHA-256 (RFC 2104) với khóa xác thực 256 bit riêng, hai lượt băm K⊕ipad và K⊕opad, trên cả hai chiều. Bản này đạt mô phỏng 100% — thẻ do thư viện chuẩn sinh ra được phần cứng chấp nhận và phần cứng tự sinh lại đúng thẻ đó — nhưng làm diện tích tăng 660 LUT4 (77% → 85%) khiến nextpnr không đặt chỗ được trên GW1N-9C; hai hướng tối ưu đã thử đều phản tác dụng (thanh ghi dịch 89%, LUT rộng 107% do MUX2_LUT5..8 của Gowin được dựng từ chính LUT4). Cũng cần ghi nhận thiết kế vượt ngân sách tự đặt: 6.699 LUT4 (77%) so với chỉ tiêu dưới 4.500 (55%); phần AES đúng ngân sách (hộp thế 69 LUT4, khớp công bố của Canright), phần vượt nằm ở khối băm và logic đóng/tách khung.</w:t>
+          <w:sz w:val="22"/>
+          <w:szCs w:val="28"/>
+        </w:rPr>
+        <w:t>• Tính bí mật của payload. Dữ liệu đi trên dây ở dạng bản mã AES-256-CTR. Không có khóa thì không khôi phục được nội dung.</w:t>
+      </w:r>
+      <w:proofErr w:type="spellStart"/>
+      <w:proofErr w:type="spellEnd"/>
+      <w:proofErr w:type="spellStart"/>
+      <w:proofErr w:type="spellEnd"/>
+      <w:proofErr w:type="spellStart"/>
+      <w:proofErr w:type="spellEnd"/>
+      <w:proofErr w:type="spellStart"/>
+      <w:proofErr w:type="spellEnd"/>
+      <w:proofErr w:type="spellStart"/>
+      <w:proofErr w:type="spellEnd"/>
+      <w:proofErr w:type="spellStart"/>
+      <w:proofErr w:type="spellEnd"/>
+      <w:proofErr w:type="spellStart"/>
+      <w:proofErr w:type="spellEnd"/>
+      <w:proofErr w:type="spellStart"/>
+      <w:proofErr w:type="spellEnd"/>
+      <w:proofErr w:type="spellStart"/>
+      <w:proofErr w:type="spellEnd"/>
+      <w:proofErr w:type="spellStart"/>
+      <w:proofErr w:type="spellEnd"/>
+    </w:p>
+    <w:p>
+      <w:pPr>
+        <w:pStyle w:val="Instruction"/>
+        <w:spacing w:after="40" w:line="240" w:lineRule="auto" w:before="0"/>
+        <w:rPr>
+          <w:rFonts w:cs="Times New Roman"/>
+          <w:color w:val="000000" w:themeColor="text1"/>
+          <w:sz w:val="28"/>
+          <w:szCs w:val="28"/>
+        </w:rPr>
+      </w:pPr>
+      <w:r>
+        <w:rPr>
+          <w:rFonts w:cs="Times New Roman"/>
+          <w:b w:val="0"/>
+          <w:i w:val="0"/>
+          <w:color w:val="000000" w:themeColor="text1"/>
+          <w:sz w:val="22"/>
+          <w:szCs w:val="28"/>
+        </w:rPr>
+        <w:t>• Toàn vẹn trước nhiễu và sửa đổi ngẫu nhiên. Một bit sai bất kỳ trong payload hay digest đều làm khung bị loại; đã kiểm chứng trên phần cứng.</w:t>
+      </w:r>
+      <w:proofErr w:type="spellStart"/>
+      <w:proofErr w:type="spellEnd"/>
+      <w:proofErr w:type="spellStart"/>
+      <w:proofErr w:type="spellEnd"/>
+      <w:proofErr w:type="spellStart"/>
+      <w:proofErr w:type="spellEnd"/>
+      <w:proofErr w:type="spellStart"/>
+      <w:proofErr w:type="spellEnd"/>
+      <w:proofErr w:type="spellStart"/>
+      <w:proofErr w:type="spellEnd"/>
+      <w:proofErr w:type="spellStart"/>
+      <w:proofErr w:type="spellEnd"/>
+      <w:proofErr w:type="spellStart"/>
+      <w:proofErr w:type="spellEnd"/>
+      <w:proofErr w:type="spellStart"/>
+      <w:proofErr w:type="spellEnd"/>
+      <w:proofErr w:type="spellStart"/>
+      <w:proofErr w:type="spellEnd"/>
+      <w:proofErr w:type="spellStart"/>
+      <w:proofErr w:type="spellEnd"/>
+    </w:p>
+    <w:p>
+      <w:pPr>
+        <w:pStyle w:val="Instruction"/>
+        <w:spacing w:after="40" w:line="240" w:lineRule="auto" w:before="0"/>
+        <w:rPr>
+          <w:rFonts w:cs="Times New Roman"/>
+          <w:color w:val="000000" w:themeColor="text1"/>
+          <w:sz w:val="28"/>
+          <w:szCs w:val="28"/>
+        </w:rPr>
+      </w:pPr>
+      <w:r>
+        <w:rPr>
+          <w:rFonts w:cs="Times New Roman"/>
+          <w:b w:val="0"/>
+          <w:i w:val="0"/>
+          <w:color w:val="000000" w:themeColor="text1"/>
+          <w:sz w:val="22"/>
+          <w:szCs w:val="28"/>
+        </w:rPr>
+        <w:t>• Rò rỉ qua thời gian phản hồi. Phép so digest quét đủ 32 byte, không thoát sớm, nên không lộ vị trí byte sai. Độ lệch chuẩn độ trễ 0,03 ms trên 100 khung là bằng chứng định lượng cho tính tất định này.</w:t>
+      </w:r>
+      <w:proofErr w:type="spellStart"/>
+      <w:proofErr w:type="spellEnd"/>
+      <w:proofErr w:type="spellStart"/>
+      <w:proofErr w:type="spellEnd"/>
+      <w:proofErr w:type="spellStart"/>
+      <w:proofErr w:type="spellEnd"/>
+      <w:proofErr w:type="spellStart"/>
+      <w:proofErr w:type="spellEnd"/>
+      <w:proofErr w:type="spellStart"/>
+      <w:proofErr w:type="spellEnd"/>
+      <w:proofErr w:type="spellStart"/>
+      <w:proofErr w:type="spellEnd"/>
+      <w:proofErr w:type="spellStart"/>
+      <w:proofErr w:type="spellEnd"/>
+      <w:proofErr w:type="spellStart"/>
+      <w:proofErr w:type="spellEnd"/>
+      <w:proofErr w:type="spellStart"/>
+      <w:proofErr w:type="spellEnd"/>
+      <w:proofErr w:type="spellStart"/>
+      <w:proofErr w:type="spellEnd"/>
+    </w:p>
+    <w:p>
+      <w:pPr>
+        <w:pStyle w:val="Instruction"/>
+        <w:spacing w:after="40" w:line="240" w:lineRule="auto" w:before="0"/>
+        <w:rPr>
+          <w:rFonts w:cs="Times New Roman"/>
+          <w:color w:val="000000" w:themeColor="text1"/>
+          <w:sz w:val="28"/>
+          <w:szCs w:val="28"/>
+        </w:rPr>
+      </w:pPr>
+      <w:r>
+        <w:rPr>
+          <w:rFonts w:cs="Times New Roman"/>
+          <w:b/>
+          <w:i w:val="0"/>
+          <w:color w:val="000000" w:themeColor="text1"/>
+          <w:sz w:val="22"/>
+          <w:szCs w:val="28"/>
+        </w:rPr>
+        <w:t>Những gì hệ thống KHÔNG bảo vệ được — công bố đầy đủ:</w:t>
+      </w:r>
+      <w:proofErr w:type="spellStart"/>
+      <w:proofErr w:type="spellEnd"/>
+      <w:proofErr w:type="spellStart"/>
+      <w:proofErr w:type="spellEnd"/>
+      <w:proofErr w:type="spellStart"/>
+      <w:proofErr w:type="spellEnd"/>
+      <w:proofErr w:type="spellStart"/>
+      <w:proofErr w:type="spellEnd"/>
+      <w:proofErr w:type="spellStart"/>
+      <w:proofErr w:type="spellEnd"/>
+      <w:proofErr w:type="spellStart"/>
+      <w:proofErr w:type="spellEnd"/>
+      <w:proofErr w:type="spellStart"/>
+      <w:proofErr w:type="spellEnd"/>
+      <w:proofErr w:type="spellStart"/>
+      <w:proofErr w:type="spellEnd"/>
+      <w:proofErr w:type="spellStart"/>
+      <w:proofErr w:type="spellEnd"/>
+      <w:proofErr w:type="spellStart"/>
+      <w:proofErr w:type="spellEnd"/>
+    </w:p>
+    <w:p>
+      <w:pPr>
+        <w:pStyle w:val="Instruction"/>
+        <w:spacing w:after="40" w:line="240" w:lineRule="auto" w:before="0"/>
+        <w:rPr>
+          <w:rFonts w:cs="Times New Roman"/>
+          <w:color w:val="000000" w:themeColor="text1"/>
+          <w:sz w:val="28"/>
+          <w:szCs w:val="28"/>
+        </w:rPr>
+      </w:pPr>
+      <w:r>
+        <w:rPr>
+          <w:rFonts w:cs="Times New Roman"/>
+          <w:b w:val="0"/>
+          <w:i w:val="0"/>
+          <w:color w:val="000000" w:themeColor="text1"/>
+          <w:sz w:val="22"/>
+          <w:szCs w:val="28"/>
+        </w:rPr>
+        <w:t>• Kẻ tấn công CHỦ ĐỘNG. Trường 32 byte là SHA-256(LEN||IV||PT) — một checksum toàn vẹn KHÔNG CÓ KHÓA, không phải MAC. Kẻ tấn công biết thuật toán có thể sửa payload rồi tính lại digest và bên nhận sẽ chấp nhận. Cách đúng là HMAC-SHA-256 (RFC 2104); đã hiện thực và vượt mô phỏng nhưng không vừa thiết bị (đo được 85–107% LUT4). Chúng tôi chọn nộp một thiết kế chạy thật kèm công bố giới hạn, thay vì một thiết kế đúng lý thuyết mà không nạp được lên board.</w:t>
+      </w:r>
+      <w:proofErr w:type="spellStart"/>
+      <w:proofErr w:type="spellEnd"/>
+      <w:proofErr w:type="spellStart"/>
+      <w:proofErr w:type="spellEnd"/>
+      <w:proofErr w:type="spellStart"/>
+      <w:proofErr w:type="spellEnd"/>
+      <w:proofErr w:type="spellStart"/>
+      <w:proofErr w:type="spellEnd"/>
+      <w:proofErr w:type="spellStart"/>
+      <w:proofErr w:type="spellEnd"/>
+      <w:proofErr w:type="spellStart"/>
+      <w:proofErr w:type="spellEnd"/>
+      <w:proofErr w:type="spellStart"/>
+      <w:proofErr w:type="spellEnd"/>
+      <w:proofErr w:type="spellStart"/>
+      <w:proofErr w:type="spellEnd"/>
+      <w:proofErr w:type="spellStart"/>
+      <w:proofErr w:type="spellEnd"/>
+      <w:proofErr w:type="spellStart"/>
+      <w:proofErr w:type="spellEnd"/>
+    </w:p>
+    <w:p>
+      <w:pPr>
+        <w:pStyle w:val="Instruction"/>
+        <w:spacing w:after="40" w:line="240" w:lineRule="auto" w:before="0"/>
+        <w:rPr>
+          <w:rFonts w:cs="Times New Roman"/>
+          <w:color w:val="000000" w:themeColor="text1"/>
+          <w:sz w:val="28"/>
+          <w:szCs w:val="28"/>
+        </w:rPr>
+      </w:pPr>
+      <w:r>
+        <w:rPr>
+          <w:rFonts w:cs="Times New Roman"/>
+          <w:b w:val="0"/>
+          <w:i w:val="0"/>
+          <w:color w:val="000000" w:themeColor="text1"/>
+          <w:sz w:val="22"/>
+          <w:szCs w:val="28"/>
+        </w:rPr>
+        <w:t>• Khóa nạp cứng. Không có cơ chế trao đổi khóa vì số học trường lớn (ECDH/RSA) vượt xa 8640 LUT4. Ai đọc được bitstream sẽ lấy được khóa.</w:t>
+      </w:r>
+      <w:proofErr w:type="spellStart"/>
+      <w:proofErr w:type="spellEnd"/>
+      <w:proofErr w:type="spellStart"/>
+      <w:proofErr w:type="spellEnd"/>
+      <w:proofErr w:type="spellStart"/>
+      <w:proofErr w:type="spellEnd"/>
+      <w:proofErr w:type="spellStart"/>
+      <w:proofErr w:type="spellEnd"/>
+      <w:proofErr w:type="spellStart"/>
+      <w:proofErr w:type="spellEnd"/>
+      <w:proofErr w:type="spellStart"/>
+      <w:proofErr w:type="spellEnd"/>
+      <w:proofErr w:type="spellStart"/>
+      <w:proofErr w:type="spellEnd"/>
+      <w:proofErr w:type="spellStart"/>
+      <w:proofErr w:type="spellEnd"/>
+      <w:proofErr w:type="spellStart"/>
+      <w:proofErr w:type="spellEnd"/>
+      <w:proofErr w:type="spellStart"/>
+      <w:proofErr w:type="spellEnd"/>
+    </w:p>
+    <w:p>
+      <w:pPr>
+        <w:pStyle w:val="Instruction"/>
+        <w:spacing w:after="40" w:line="240" w:lineRule="auto" w:before="0"/>
+        <w:rPr>
+          <w:rFonts w:cs="Times New Roman"/>
+          <w:color w:val="000000" w:themeColor="text1"/>
+          <w:sz w:val="28"/>
+          <w:szCs w:val="28"/>
+        </w:rPr>
+      </w:pPr>
+      <w:r>
+        <w:rPr>
+          <w:rFonts w:cs="Times New Roman"/>
+          <w:b w:val="0"/>
+          <w:i w:val="0"/>
+          <w:color w:val="000000" w:themeColor="text1"/>
+          <w:sz w:val="22"/>
+          <w:szCs w:val="28"/>
+        </w:rPr>
+        <w:t>• Tấn công kênh kề. Thời gian chạy AES là hằng định do kiến trúc lặp không phụ thuộc dữ liệu, nhưng không có biện pháp chống phân tích công suất (DPA); che mặt nạ (masking) sẽ nhân đôi diện tích.</w:t>
       </w:r>
       <w:proofErr w:type="spellStart"/>
       <w:proofErr w:type="spellEnd"/>
@@ -2984,7 +3952,7 @@
     <w:p>
       <w:pPr>
         <w:pStyle w:val="Heading1"/>
-        <w:spacing w:before="0" w:after="60" w:line="259" w:lineRule="auto"/>
+        <w:spacing w:before="0" w:after="40" w:line="240" w:lineRule="auto"/>
         <w:rPr>
           <w:rFonts w:ascii="Times New Roman" w:hAnsi="Times New Roman" w:cs="Times New Roman"/>
           <w:color w:val="000000" w:themeColor="text1"/>
@@ -3003,7 +3971,7 @@
     <w:p>
       <w:pPr>
         <w:pStyle w:val="Heading2"/>
-        <w:spacing w:before="0" w:after="60" w:line="259" w:lineRule="auto"/>
+        <w:spacing w:before="0" w:after="40" w:line="240" w:lineRule="auto"/>
         <w:rPr>
           <w:rFonts w:ascii="Times New Roman" w:hAnsi="Times New Roman" w:cs="Times New Roman"/>
           <w:color w:val="000000" w:themeColor="text1"/>
@@ -3019,6 +3987,29 @@
           <w:szCs w:val="28"/>
         </w:rPr>
         <w:t>6.1. Hồ sơ sản phẩm và video demo</w:t>
+      </w:r>
+    </w:p>
+    <w:p>
+      <w:pPr>
+        <w:pStyle w:val="Heading2"/>
+        <w:spacing w:before="0" w:after="40" w:line="240" w:lineRule="auto"/>
+        <w:rPr>
+          <w:rFonts w:ascii="Times New Roman" w:hAnsi="Times New Roman" w:cs="Times New Roman"/>
+          <w:color w:val="000000" w:themeColor="text1"/>
+          <w:sz w:val="28"/>
+          <w:szCs w:val="28"/>
+        </w:rPr>
+      </w:pPr>
+      <w:r>
+        <w:rPr>
+          <w:rFonts w:ascii="Times New Roman" w:hAnsi="Times New Roman" w:cs="Times New Roman"/>
+          <w:b w:val="0"/>
+          <w:i/>
+          <w:color w:val="000000" w:themeColor="text1"/>
+          <w:sz w:val="18"/>
+          <w:szCs w:val="28"/>
+        </w:rPr>
+        <w:t>Kịch bản video: bài toán và mô hình đe dọa → sơ đồ bốn tầng và điểm tích hợp CSI → make sim (6/6 PASS) → nạp bitstream, chạy sweep 19 độ dài và bench 100 khung, quan sát ba đèn LED → chế độ tamper/timeout với hai pha A/B → kết luận và giới hạn.</w:t>
       </w:r>
     </w:p>
     <w:tbl>
@@ -3052,7 +4043,7 @@
           </w:tcPr>
           <w:p>
             <w:pPr>
-              <w:spacing w:after="0" w:line="240" w:lineRule="auto" w:before="0"/>
+              <w:spacing w:after="0" w:line="360" w:lineRule="auto"/>
               <w:rPr>
                 <w:rFonts w:cs="Times New Roman"/>
                 <w:color w:val="000000" w:themeColor="text1"/>
@@ -3065,10 +4056,10 @@
                 <w:rFonts w:cs="Times New Roman"/>
                 <w:b/>
                 <w:color w:val="000000" w:themeColor="text1"/>
-                <w:sz w:val="28"/>
+                <w:sz w:val="20"/>
                 <w:szCs w:val="28"/>
               </w:rPr>
-              <w:t>VIDEO DEMO / QR</w:t>
+              <w:t>MÃ NGUỒN</w:t>
             </w:r>
           </w:p>
         </w:tc>
@@ -3086,16 +4077,28 @@
           </w:tcPr>
           <w:p>
             <w:pPr>
-              <w:spacing w:before="0" w:after="0" w:line="240" w:lineRule="auto"/>
+              <w:spacing w:after="0" w:line="360" w:lineRule="auto"/>
+              <w:rPr>
+                <w:rFonts w:cs="Times New Roman"/>
+                <w:color w:val="000000" w:themeColor="text1"/>
+                <w:sz w:val="28"/>
+                <w:szCs w:val="28"/>
+              </w:rPr>
             </w:pPr>
-            <w:r/>
             <w:r>
               <w:rPr>
-                <w:rFonts w:ascii="Times New Roman" w:hAnsi="Times New Roman"/>
+                <w:rFonts w:cs="Times New Roman"/>
                 <w:b w:val="0"/>
-                <w:sz w:val="22"/>
+                <w:i/>
+                <w:color w:val="000000" w:themeColor="text1"/>
+                <w:sz w:val="20"/>
+                <w:szCs w:val="28"/>
               </w:rPr>
-              <w:t>[Chưa quay — dự kiến 3–5 phút: giới thiệu bài toán → kiến trúc và biên cách ly → nạp bitstream và demo 4 kịch bản trên Tang Nano 9K → số liệu tài nguyên/độ trễ → kết luận]</w:t>
+              <w:t>github.com/felixsuhimitsu/cast-256 — nhánh feat/aes-sha256-ip-integration.</w:t>
+              <w:br/>
+              <w:t>Gồm 20 file RTL, 6 testbench, bộ kiểm phần cứng, và lớp tài liệu 11 bước trong docs/ (scope, spec, module map, kiến trúc, hợp đồng giao diện, WBS, ước lượng, rủi ro, gate, kế hoạch test, ma trận truy vết, 8 quyết định kiến trúc và nhật ký phát triển).</w:t>
+              <w:br/>
+              <w:t>VIDEO DEMO: [chờ quay — kịch bản ở mục dưới]</w:t>
             </w:r>
           </w:p>
         </w:tc>
@@ -3119,7 +4122,7 @@
           </w:tcPr>
           <w:p>
             <w:pPr>
-              <w:spacing w:after="0" w:line="240" w:lineRule="auto" w:before="0"/>
+              <w:spacing w:after="0" w:line="360" w:lineRule="auto"/>
               <w:rPr>
                 <w:rFonts w:cs="Times New Roman"/>
                 <w:color w:val="000000" w:themeColor="text1"/>
@@ -3132,7 +4135,7 @@
                 <w:rFonts w:cs="Times New Roman"/>
                 <w:b/>
                 <w:color w:val="000000" w:themeColor="text1"/>
-                <w:sz w:val="28"/>
+                <w:sz w:val="20"/>
                 <w:szCs w:val="28"/>
               </w:rPr>
               <w:t>TRẠNG THÁI HOÀN THIỆN</w:t>
@@ -3153,17 +4156,27 @@
           </w:tcPr>
           <w:p>
             <w:pPr>
-              <w:spacing w:before="0" w:after="0" w:line="240" w:lineRule="auto"/>
+              <w:spacing w:after="0" w:line="360" w:lineRule="auto"/>
+              <w:rPr>
+                <w:rFonts w:cs="Times New Roman"/>
+                <w:color w:val="000000" w:themeColor="text1"/>
+                <w:sz w:val="28"/>
+                <w:szCs w:val="28"/>
+              </w:rPr>
             </w:pPr>
-            <w:r/>
             <w:r>
               <w:rPr>
-                <w:rFonts w:ascii="Times New Roman" w:hAnsi="Times New Roman"/>
+                <w:rFonts w:cs="Times New Roman"/>
                 <w:b w:val="0"/>
-                <w:sz w:val="22"/>
+                <w:i/>
+                <w:color w:val="000000" w:themeColor="text1"/>
+                <w:sz w:val="20"/>
+                <w:szCs w:val="28"/>
               </w:rPr>
-              <w:t>[RTL ✓]  [Mô phỏng ✓]  [FPGA ✓]  [Tổng hợp ASIC □]  [Layout □]  [DRC/LVS □]</w:t>
+              <w:t>[RTL ✓]   [Simulation ✓ — 6/6 testbench PASS]   [FPGA ✓ — chạy thật, 0% mất khung]   [ASIC synthesis ✗ — ngoài phạm vi]</w:t>
             </w:r>
+            <w:proofErr w:type="gramStart"/>
+            <w:proofErr w:type="gramEnd"/>
           </w:p>
         </w:tc>
       </w:tr>
@@ -3171,7 +4184,7 @@
     <w:p>
       <w:pPr>
         <w:pStyle w:val="Heading2"/>
-        <w:spacing w:before="0" w:after="60" w:line="259" w:lineRule="auto"/>
+        <w:spacing w:before="0" w:after="40" w:line="240" w:lineRule="auto"/>
         <w:rPr>
           <w:rFonts w:ascii="Times New Roman" w:hAnsi="Times New Roman" w:cs="Times New Roman"/>
           <w:color w:val="000000" w:themeColor="text1"/>
@@ -3272,7 +4285,7 @@
     <w:p>
       <w:pPr>
         <w:pStyle w:val="Instruction"/>
-        <w:spacing w:after="60" w:line="259" w:lineRule="auto" w:before="0"/>
+        <w:spacing w:after="40" w:line="240" w:lineRule="auto" w:before="0"/>
         <w:jc w:val="both"/>
         <w:rPr>
           <w:rFonts w:cs="Times New Roman"/>
@@ -3283,13 +4296,39 @@
       </w:pPr>
       <w:r>
         <w:rPr>
-          <w:rFonts w:cs="Times New Roman" w:ascii="Times New Roman" w:hAnsi="Times New Roman"/>
+          <w:rFonts w:cs="Times New Roman"/>
           <w:i w:val="0"/>
           <w:color w:val="000000" w:themeColor="text1"/>
-          <w:sz w:val="26"/>
-          <w:szCs w:val="28"/>
-        </w:rPr>
-        <w:t>Sản phẩm là một lõi IP thu–phát mật mã hoàn chỉnh, đã chạy thực tế trên FPGA Gowin GW1N-9C chứ không dừng ở mô phỏng. Đóng góp chính là cơ chế giải mã có kiểm soát bằng vùng nhớ cách ly: nguyên tắc “kiểm tra trước, giải mã sau” được cưỡng chế bằng cấu trúc mạch thay vì bằng thứ tự lệnh phần mềm. Kết quả định lượng: 6.699 LUT4 (77%), 3.499 FF (53%), 5 BSRAM (19%), F_max 57,76 MHz (dư 2,14 lần), và 100 khung liên tiếp với mất gói 0%, độ trễ 21,91 ms — trong đó thời gian mật mã chỉ chiếm khoảng 5 µs, phần còn lại là giới hạn của UART 115200. Lõi phù hợp làm kênh điều khiển an toàn cho thiết bị nhúng, hệ thống đo lường từ xa và IoT công nghiệp. Hướng phát triển tiếp theo là hoàn tất tích hợp HMAC-SHA-256 bằng phương án dùng chung tài nguyên, tối ưu diện tích khối băm, và thay lớp vật lý UART bằng SPI hoặc Ethernet để khai thác hết thông lượng 230 Mbps của lõi AES.</w:t>
+          <w:sz w:val="22"/>
+          <w:szCs w:val="28"/>
+        </w:rPr>
+        <w:t>Đề tài đã hoàn thành hai IP mật mã tự thiết kế và chứng minh chúng tích hợp được vào một giao thức truyền/nhận chạy thật, bằng toàn bộ công cụ mã nguồn mở trên FPGA phổ thông. Ba kết quả định lượng chính: 6664/8640 LUT4 (77%) với F_max 46,85 MHz — dư 73% biên tần số so với yêu cầu 27 MHz; 100 khung liên tiếp với 0% mất và độ lệch chuẩn độ trễ 0,03 ms; và 19/19 độ dài payload từ 1 đến 512 byte cho bản mã cùng digest khớp chính xác hiện thực tham chiếu.</w:t>
+      </w:r>
+      <w:proofErr w:type="spellStart"/>
+      <w:proofErr w:type="spellEnd"/>
+    </w:p>
+    <w:p>
+      <w:pPr>
+        <w:pStyle w:val="Instruction"/>
+        <w:spacing w:after="40" w:line="240" w:lineRule="auto" w:before="0"/>
+        <w:jc w:val="both"/>
+        <w:rPr>
+          <w:rFonts w:cs="Times New Roman"/>
+          <w:color w:val="000000" w:themeColor="text1"/>
+          <w:sz w:val="28"/>
+          <w:szCs w:val="28"/>
+        </w:rPr>
+      </w:pPr>
+      <w:r>
+        <w:rPr>
+          <w:rFonts w:cs="Times New Roman"/>
+          <w:b w:val="0"/>
+          <w:i w:val="0"/>
+          <w:color w:val="000000" w:themeColor="text1"/>
+          <w:sz w:val="22"/>
+          <w:szCs w:val="28"/>
+        </w:rPr>
+        <w:t>Mức độ hoàn thiện: RTL và mô phỏng đầy đủ, đã chạy trên phần cứng thật với bằng chứng log lưu kèm. Sản phẩm dùng được ngay cho các liên kết cảm biến–bộ thu thập trong mạng nội bộ đã tin cậy nhau. Hướng phát triển tiếp theo, theo thứ tự ưu tiên: thay digest không khóa bằng HMAC-SHA-256 bằng cách chia sẻ đường dữ liệu SHA giữa hai lần gọi thay vì dùng hai instance; bổ sung trao đổi khóa khi chuyển sang thiết bị lớn hơn; và cắm thêm một IP thứ ba (ChaCha20) để kiểm chứng lần nữa rằng hợp đồng giao diện thực sự mở.</w:t>
       </w:r>
       <w:proofErr w:type="spellStart"/>
       <w:proofErr w:type="spellEnd"/>
@@ -3297,7 +4336,7 @@
     <w:p>
       <w:pPr>
         <w:pStyle w:val="Heading1"/>
-        <w:spacing w:before="0" w:after="60" w:line="259" w:lineRule="auto"/>
+        <w:spacing w:before="0" w:after="40" w:line="240" w:lineRule="auto"/>
         <w:rPr>
           <w:rFonts w:ascii="Times New Roman" w:hAnsi="Times New Roman" w:cs="Times New Roman"/>
           <w:color w:val="000000" w:themeColor="text1"/>
@@ -3316,7 +4355,7 @@
     <w:p>
       <w:pPr>
         <w:pStyle w:val="Instruction"/>
-        <w:spacing w:after="60" w:line="259" w:lineRule="auto" w:before="0"/>
+        <w:spacing w:after="40" w:line="240" w:lineRule="auto" w:before="0"/>
         <w:rPr>
           <w:rFonts w:cs="Times New Roman"/>
           <w:color w:val="000000" w:themeColor="text1"/>
@@ -3326,11 +4365,11 @@
       </w:pPr>
       <w:r>
         <w:rPr>
-          <w:rFonts w:cs="Times New Roman" w:ascii="Times New Roman" w:hAnsi="Times New Roman"/>
+          <w:rFonts w:cs="Times New Roman"/>
           <w:b w:val="0"/>
           <w:i w:val="0"/>
           <w:color w:val="000000" w:themeColor="text1"/>
-          <w:sz w:val="22"/>
+          <w:sz w:val="18"/>
           <w:szCs w:val="28"/>
         </w:rPr>
         <w:t>[1] NIST, FIPS PUB 197: Advanced Encryption Standard (AES), 2001.</w:t>
@@ -3369,7 +4408,7 @@
     <w:p>
       <w:pPr>
         <w:pStyle w:val="Instruction"/>
-        <w:spacing w:after="60" w:line="259" w:lineRule="auto" w:before="0"/>
+        <w:spacing w:after="40" w:line="240" w:lineRule="auto" w:before="0"/>
         <w:rPr>
           <w:rFonts w:cs="Times New Roman"/>
           <w:color w:val="000000" w:themeColor="text1"/>
@@ -3379,14 +4418,14 @@
       </w:pPr>
       <w:r>
         <w:rPr>
-          <w:rFonts w:cs="Times New Roman" w:ascii="Times New Roman" w:hAnsi="Times New Roman"/>
+          <w:rFonts w:cs="Times New Roman"/>
           <w:b w:val="0"/>
           <w:i w:val="0"/>
           <w:color w:val="000000" w:themeColor="text1"/>
-          <w:sz w:val="22"/>
-          <w:szCs w:val="28"/>
-        </w:rPr>
-        <w:t>[2] NIST, SP 800-38A: Recommendation for Block Cipher Modes of Operation, 2001.</w:t>
+          <w:sz w:val="18"/>
+          <w:szCs w:val="28"/>
+        </w:rPr>
+        <w:t>[2] NIST, FIPS PUB 180-4: Secure Hash Standard (SHS), 2015.</w:t>
       </w:r>
       <w:proofErr w:type="spellStart"/>
       <w:proofErr w:type="spellEnd"/>
@@ -3422,7 +4461,7 @@
     <w:p>
       <w:pPr>
         <w:pStyle w:val="Instruction"/>
-        <w:spacing w:after="60" w:line="259" w:lineRule="auto" w:before="0"/>
+        <w:spacing w:after="40" w:line="240" w:lineRule="auto" w:before="0"/>
         <w:rPr>
           <w:rFonts w:cs="Times New Roman"/>
           <w:color w:val="000000" w:themeColor="text1"/>
@@ -3432,14 +4471,14 @@
       </w:pPr>
       <w:r>
         <w:rPr>
-          <w:rFonts w:cs="Times New Roman" w:ascii="Times New Roman" w:hAnsi="Times New Roman"/>
+          <w:rFonts w:cs="Times New Roman"/>
           <w:b w:val="0"/>
           <w:i w:val="0"/>
           <w:color w:val="000000" w:themeColor="text1"/>
-          <w:sz w:val="22"/>
-          <w:szCs w:val="28"/>
-        </w:rPr>
-        <w:t>[3] NIST, FIPS PUB 180-4: Secure Hash Standard (SHS), 2015.</w:t>
+          <w:sz w:val="18"/>
+          <w:szCs w:val="28"/>
+        </w:rPr>
+        <w:t>[3] NIST, SP 800-38A: Recommendation for Block Cipher Modes of Operation, 2001.</w:t>
       </w:r>
       <w:proofErr w:type="spellStart"/>
       <w:proofErr w:type="spellEnd"/>
@@ -3475,7 +4514,7 @@
     <w:p>
       <w:pPr>
         <w:pStyle w:val="Instruction"/>
-        <w:spacing w:after="60" w:line="259" w:lineRule="auto" w:before="0"/>
+        <w:spacing w:after="40" w:line="240" w:lineRule="auto" w:before="0"/>
         <w:rPr>
           <w:rFonts w:cs="Times New Roman"/>
           <w:color w:val="000000" w:themeColor="text1"/>
@@ -3485,14 +4524,14 @@
       </w:pPr>
       <w:r>
         <w:rPr>
-          <w:rFonts w:cs="Times New Roman" w:ascii="Times New Roman" w:hAnsi="Times New Roman"/>
+          <w:rFonts w:cs="Times New Roman"/>
           <w:b w:val="0"/>
           <w:i w:val="0"/>
           <w:color w:val="000000" w:themeColor="text1"/>
-          <w:sz w:val="22"/>
-          <w:szCs w:val="28"/>
-        </w:rPr>
-        <w:t>[4] D. Canright, “A Very Compact S-Box for AES”, CHES 2005, LNCS 3659, pp. 441–455.</w:t>
+          <w:sz w:val="18"/>
+          <w:szCs w:val="28"/>
+        </w:rPr>
+        <w:t>[4] D. Canright, "A Very Compact S-Box for AES", CHES 2005, LNCS 3659, pp. 441–455.</w:t>
       </w:r>
       <w:proofErr w:type="spellStart"/>
       <w:proofErr w:type="spellEnd"/>
@@ -3528,7 +4567,7 @@
     <w:p>
       <w:pPr>
         <w:pStyle w:val="Instruction"/>
-        <w:spacing w:after="60" w:line="259" w:lineRule="auto" w:before="0"/>
+        <w:spacing w:after="40" w:line="240" w:lineRule="auto" w:before="0"/>
         <w:rPr>
           <w:rFonts w:cs="Times New Roman"/>
           <w:color w:val="000000" w:themeColor="text1"/>
@@ -3538,14 +4577,14 @@
       </w:pPr>
       <w:r>
         <w:rPr>
-          <w:rFonts w:cs="Times New Roman" w:ascii="Times New Roman" w:hAnsi="Times New Roman"/>
+          <w:rFonts w:cs="Times New Roman"/>
           <w:b w:val="0"/>
           <w:i w:val="0"/>
           <w:color w:val="000000" w:themeColor="text1"/>
-          <w:sz w:val="22"/>
-          <w:szCs w:val="28"/>
-        </w:rPr>
-        <w:t>[5] M. Bellare, C. Namprempre, “Authenticated Encryption: Relations among Notions and Analysis of the Generic Composition Paradigm”, ASIACRYPT 2000.</w:t>
+          <w:sz w:val="18"/>
+          <w:szCs w:val="28"/>
+        </w:rPr>
+        <w:t>[5] A. Satoh et al., "A Compact Rijndael Hardware Architecture with S-Box Optimization", ASIACRYPT 2001, LNCS 2248.</w:t>
       </w:r>
       <w:proofErr w:type="spellStart"/>
       <w:proofErr w:type="spellEnd"/>
@@ -3581,7 +4620,7 @@
     <w:p>
       <w:pPr>
         <w:pStyle w:val="Instruction"/>
-        <w:spacing w:after="60" w:line="259" w:lineRule="auto" w:before="0"/>
+        <w:spacing w:after="40" w:line="240" w:lineRule="auto" w:before="0"/>
         <w:rPr>
           <w:rFonts w:cs="Times New Roman"/>
           <w:color w:val="000000" w:themeColor="text1"/>
@@ -3591,14 +4630,14 @@
       </w:pPr>
       <w:r>
         <w:rPr>
-          <w:rFonts w:cs="Times New Roman" w:ascii="Times New Roman" w:hAnsi="Times New Roman"/>
+          <w:rFonts w:cs="Times New Roman"/>
           <w:b w:val="0"/>
           <w:i w:val="0"/>
           <w:color w:val="000000" w:themeColor="text1"/>
-          <w:sz w:val="22"/>
-          <w:szCs w:val="28"/>
-        </w:rPr>
-        <w:t>[6] H. Krawczyk, M. Bellare, R. Canetti, RFC 2104: HMAC — Keyed-Hashing for Message Authentication, 1997.</w:t>
+          <w:sz w:val="18"/>
+          <w:szCs w:val="28"/>
+        </w:rPr>
+        <w:t>[6] H. Krawczyk et al., RFC 2104: HMAC — Keyed-Hashing for Message Authentication, 1997.</w:t>
       </w:r>
       <w:proofErr w:type="spellStart"/>
       <w:proofErr w:type="spellEnd"/>
@@ -3634,7 +4673,7 @@
     <w:p>
       <w:pPr>
         <w:pStyle w:val="Instruction"/>
-        <w:spacing w:after="60" w:line="259" w:lineRule="auto" w:before="0"/>
+        <w:spacing w:after="40" w:line="240" w:lineRule="auto" w:before="0"/>
         <w:rPr>
           <w:rFonts w:cs="Times New Roman"/>
           <w:color w:val="000000" w:themeColor="text1"/>
@@ -3644,14 +4683,14 @@
       </w:pPr>
       <w:r>
         <w:rPr>
-          <w:rFonts w:cs="Times New Roman" w:ascii="Times New Roman" w:hAnsi="Times New Roman"/>
+          <w:rFonts w:cs="Times New Roman"/>
           <w:b w:val="0"/>
           <w:i w:val="0"/>
           <w:color w:val="000000" w:themeColor="text1"/>
-          <w:sz w:val="22"/>
-          <w:szCs w:val="28"/>
-        </w:rPr>
-        <w:t>[7] Gowin Semiconductor, GW1NR series of FPGA Products Data Sheet, DS117.</w:t>
+          <w:sz w:val="18"/>
+          <w:szCs w:val="28"/>
+        </w:rPr>
+        <w:t>[7] YosysHQ, Yosys Open SYnthesis Suite và nextpnr, tài liệu chính thức, 2024.</w:t>
       </w:r>
       <w:proofErr w:type="spellStart"/>
       <w:proofErr w:type="spellEnd"/>
@@ -3687,7 +4726,7 @@
     <w:p>
       <w:pPr>
         <w:pStyle w:val="Instruction"/>
-        <w:spacing w:after="60" w:line="259" w:lineRule="auto" w:before="0"/>
+        <w:spacing w:after="40" w:line="240" w:lineRule="auto" w:before="0"/>
         <w:rPr>
           <w:rFonts w:cs="Times New Roman"/>
           <w:color w:val="000000" w:themeColor="text1"/>
@@ -3697,14 +4736,14 @@
       </w:pPr>
       <w:r>
         <w:rPr>
-          <w:rFonts w:cs="Times New Roman" w:ascii="Times New Roman" w:hAnsi="Times New Roman"/>
+          <w:rFonts w:cs="Times New Roman"/>
           <w:b w:val="0"/>
           <w:i w:val="0"/>
           <w:color w:val="000000" w:themeColor="text1"/>
-          <w:sz w:val="22"/>
-          <w:szCs w:val="28"/>
-        </w:rPr>
-        <w:t>[8] YosysHQ, Yosys Open SYnthesis Suite &amp; Project Apicula, https://github.com/YosysHQ.</w:t>
+          <w:sz w:val="18"/>
+          <w:szCs w:val="28"/>
+        </w:rPr>
+        <w:t>[8] Project Apicula — bitstream documentation cho FPGA Gowin, 2024.</w:t>
       </w:r>
       <w:proofErr w:type="spellStart"/>
       <w:proofErr w:type="spellEnd"/>
@@ -3739,8 +4778,8 @@
     </w:p>
     <w:sectPr>
       <w:footerReference w:type="default" r:id="rId8"/>
-      <w:pgSz w:w="12240" w:h="15840" w:code="1"/>
-      <w:pgMar w:top="1134" w:right="1134" w:bottom="1134" w:left="1701" w:header="454" w:footer="454" w:gutter="0"/>
+      <w:pgSz w:w="11906" w:h="16838" w:code="1"/>
+      <w:pgMar w:top="907" w:right="1134" w:bottom="907" w:left="1134" w:header="454" w:footer="454" w:gutter="0"/>
       <w:cols w:space="720"/>
       <w:docGrid w:linePitch="360"/>
     </w:sectPr>
